--- a/sngp-125005252-MAK/SNGP-125005252-IB-26-01.docx
+++ b/sngp-125005252-MAK/SNGP-125005252-IB-26-01.docx
@@ -17,7 +17,7 @@
       </w:tblPr>
       <w:tblGrid>
         <w:gridCol w:w="4319"/>
-        <w:gridCol w:w="4320"/>
+        <w:gridCol w:w="4321"/>
       </w:tblGrid>
       <w:tr>
         <w:trPr>
@@ -48,7 +48,7 @@
         </w:tc>
         <w:tc>
           <w:tcPr>
-            <w:tcW w:w="4320" w:type="dxa"/>
+            <w:tcW w:w="4321" w:type="dxa"/>
             <w:tcBorders/>
           </w:tcPr>
           <w:p>
@@ -107,7 +107,7 @@
         </w:tc>
         <w:tc>
           <w:tcPr>
-            <w:tcW w:w="4320" w:type="dxa"/>
+            <w:tcW w:w="4321" w:type="dxa"/>
             <w:tcBorders/>
           </w:tcPr>
           <w:p>
@@ -166,41 +166,41 @@
             </w:r>
             <w:r>
               <w:rPr>
-                <w:sz w:val="20"/>
+                <w:rFonts w:ascii="Calibri" w:hAnsi="Calibri"/>
                 <w:b/>
-                <w:szCs w:val="20"/>
                 <w:bCs/>
-                <w:rFonts w:ascii="Calibri" w:hAnsi="Calibri"/>
+                <w:sz w:val="20"/>
+                <w:szCs w:val="20"/>
               </w:rPr>
               <w:instrText xml:space="preserve"> DOCPROPERTY "Company"</w:instrText>
             </w:r>
             <w:r>
               <w:rPr>
-                <w:sz w:val="20"/>
+                <w:rFonts w:ascii="Calibri" w:hAnsi="Calibri"/>
                 <w:b/>
-                <w:szCs w:val="20"/>
                 <w:bCs/>
-                <w:rFonts w:ascii="Calibri" w:hAnsi="Calibri"/>
+                <w:sz w:val="20"/>
+                <w:szCs w:val="20"/>
               </w:rPr>
               <w:fldChar w:fldCharType="separate"/>
             </w:r>
             <w:r>
               <w:rPr>
-                <w:sz w:val="20"/>
+                <w:rFonts w:ascii="Calibri" w:hAnsi="Calibri"/>
                 <w:b/>
-                <w:szCs w:val="20"/>
                 <w:bCs/>
-                <w:rFonts w:ascii="Calibri" w:hAnsi="Calibri"/>
+                <w:sz w:val="20"/>
+                <w:szCs w:val="20"/>
               </w:rPr>
               <w:t>Sui Northern Gas Pipelines Limited</w:t>
             </w:r>
             <w:r>
               <w:rPr>
-                <w:sz w:val="20"/>
+                <w:rFonts w:ascii="Calibri" w:hAnsi="Calibri"/>
                 <w:b/>
-                <w:szCs w:val="20"/>
                 <w:bCs/>
-                <w:rFonts w:ascii="Calibri" w:hAnsi="Calibri"/>
+                <w:sz w:val="20"/>
+                <w:szCs w:val="20"/>
               </w:rPr>
               <w:fldChar w:fldCharType="end"/>
             </w:r>
@@ -230,41 +230,41 @@
             </w:r>
             <w:r>
               <w:rPr>
-                <w:sz w:val="20"/>
+                <w:rFonts w:ascii="Calibri" w:hAnsi="Calibri"/>
                 <w:b/>
-                <w:szCs w:val="20"/>
                 <w:bCs/>
-                <w:rFonts w:ascii="Calibri" w:hAnsi="Calibri"/>
+                <w:sz w:val="20"/>
+                <w:szCs w:val="20"/>
               </w:rPr>
               <w:instrText xml:space="preserve"> DOCPROPERTY "CoAddress1"</w:instrText>
             </w:r>
             <w:r>
               <w:rPr>
-                <w:sz w:val="20"/>
+                <w:rFonts w:ascii="Calibri" w:hAnsi="Calibri"/>
                 <w:b/>
-                <w:szCs w:val="20"/>
                 <w:bCs/>
-                <w:rFonts w:ascii="Calibri" w:hAnsi="Calibri"/>
+                <w:sz w:val="20"/>
+                <w:szCs w:val="20"/>
               </w:rPr>
               <w:fldChar w:fldCharType="separate"/>
             </w:r>
             <w:r>
               <w:rPr>
-                <w:sz w:val="20"/>
+                <w:rFonts w:ascii="Calibri" w:hAnsi="Calibri"/>
                 <w:b/>
-                <w:szCs w:val="20"/>
                 <w:bCs/>
-                <w:rFonts w:ascii="Calibri" w:hAnsi="Calibri"/>
+                <w:sz w:val="20"/>
+                <w:szCs w:val="20"/>
               </w:rPr>
               <w:t>Gas House</w:t>
             </w:r>
             <w:r>
               <w:rPr>
-                <w:sz w:val="20"/>
+                <w:rFonts w:ascii="Calibri" w:hAnsi="Calibri"/>
                 <w:b/>
-                <w:szCs w:val="20"/>
                 <w:bCs/>
-                <w:rFonts w:ascii="Calibri" w:hAnsi="Calibri"/>
+                <w:sz w:val="20"/>
+                <w:szCs w:val="20"/>
               </w:rPr>
               <w:fldChar w:fldCharType="end"/>
             </w:r>
@@ -294,53 +294,13 @@
             </w:r>
             <w:r>
               <w:rPr>
-                <w:sz w:val="20"/>
-                <w:b/>
-                <w:szCs w:val="20"/>
-                <w:bCs/>
-                <w:rFonts w:ascii="Calibri" w:hAnsi="Calibri"/>
-              </w:rPr>
-              <w:instrText xml:space="preserve"> DOCPROPERTY "CoAddress2"</w:instrText>
-            </w:r>
-            <w:r>
-              <w:rPr>
-                <w:sz w:val="20"/>
-                <w:b/>
-                <w:szCs w:val="20"/>
-                <w:bCs/>
-                <w:rFonts w:ascii="Calibri" w:hAnsi="Calibri"/>
-              </w:rPr>
-              <w:fldChar w:fldCharType="separate"/>
-            </w:r>
-            <w:r>
-              <w:rPr>
-                <w:sz w:val="20"/>
-                <w:b/>
-                <w:szCs w:val="20"/>
-                <w:bCs/>
-                <w:rFonts w:ascii="Calibri" w:hAnsi="Calibri"/>
-              </w:rPr>
-              <w:t>21, Kashmir Road</w:t>
-            </w:r>
-            <w:r>
-              <w:rPr>
-                <w:sz w:val="20"/>
-                <w:b/>
-                <w:szCs w:val="20"/>
-                <w:bCs/>
-                <w:rFonts w:ascii="Calibri" w:hAnsi="Calibri"/>
-              </w:rPr>
-              <w:fldChar w:fldCharType="end"/>
-            </w:r>
-            <w:r>
-              <w:rPr>
                 <w:rFonts w:ascii="Calibri" w:hAnsi="Calibri"/>
                 <w:b/>
                 <w:bCs/>
                 <w:sz w:val="20"/>
                 <w:szCs w:val="20"/>
               </w:rPr>
-              <w:t xml:space="preserve">, </w:t>
+              <w:instrText xml:space="preserve"> DOCPROPERTY "CoAddress2"</w:instrText>
             </w:r>
             <w:r>
               <w:rPr>
@@ -350,45 +310,85 @@
                 <w:sz w:val="20"/>
                 <w:szCs w:val="20"/>
               </w:rPr>
+              <w:fldChar w:fldCharType="separate"/>
+            </w:r>
+            <w:r>
+              <w:rPr>
+                <w:rFonts w:ascii="Calibri" w:hAnsi="Calibri"/>
+                <w:b/>
+                <w:bCs/>
+                <w:sz w:val="20"/>
+                <w:szCs w:val="20"/>
+              </w:rPr>
+              <w:t>21, Kashmir Road</w:t>
+            </w:r>
+            <w:r>
+              <w:rPr>
+                <w:rFonts w:ascii="Calibri" w:hAnsi="Calibri"/>
+                <w:b/>
+                <w:bCs/>
+                <w:sz w:val="20"/>
+                <w:szCs w:val="20"/>
+              </w:rPr>
+              <w:fldChar w:fldCharType="end"/>
+            </w:r>
+            <w:r>
+              <w:rPr>
+                <w:rFonts w:ascii="Calibri" w:hAnsi="Calibri"/>
+                <w:b/>
+                <w:bCs/>
+                <w:sz w:val="20"/>
+                <w:szCs w:val="20"/>
+              </w:rPr>
+              <w:t xml:space="preserve">, </w:t>
+            </w:r>
+            <w:r>
+              <w:rPr>
+                <w:rFonts w:ascii="Calibri" w:hAnsi="Calibri"/>
+                <w:b/>
+                <w:bCs/>
+                <w:sz w:val="20"/>
+                <w:szCs w:val="20"/>
+              </w:rPr>
               <w:fldChar w:fldCharType="begin"/>
             </w:r>
             <w:r>
               <w:rPr>
-                <w:sz w:val="20"/>
+                <w:rFonts w:ascii="Calibri" w:hAnsi="Calibri"/>
                 <w:b/>
-                <w:szCs w:val="20"/>
                 <w:bCs/>
-                <w:rFonts w:ascii="Calibri" w:hAnsi="Calibri"/>
+                <w:sz w:val="20"/>
+                <w:szCs w:val="20"/>
               </w:rPr>
               <w:instrText xml:space="preserve"> DOCPROPERTY "CoCityZip"</w:instrText>
             </w:r>
             <w:r>
               <w:rPr>
-                <w:sz w:val="20"/>
+                <w:rFonts w:ascii="Calibri" w:hAnsi="Calibri"/>
                 <w:b/>
-                <w:szCs w:val="20"/>
                 <w:bCs/>
-                <w:rFonts w:ascii="Calibri" w:hAnsi="Calibri"/>
+                <w:sz w:val="20"/>
+                <w:szCs w:val="20"/>
               </w:rPr>
               <w:fldChar w:fldCharType="separate"/>
             </w:r>
             <w:r>
               <w:rPr>
-                <w:sz w:val="20"/>
+                <w:rFonts w:ascii="Calibri" w:hAnsi="Calibri"/>
                 <w:b/>
-                <w:szCs w:val="20"/>
                 <w:bCs/>
-                <w:rFonts w:ascii="Calibri" w:hAnsi="Calibri"/>
+                <w:sz w:val="20"/>
+                <w:szCs w:val="20"/>
               </w:rPr>
               <w:t>Lahore</w:t>
             </w:r>
             <w:r>
               <w:rPr>
-                <w:sz w:val="20"/>
+                <w:rFonts w:ascii="Calibri" w:hAnsi="Calibri"/>
                 <w:b/>
-                <w:szCs w:val="20"/>
                 <w:bCs/>
-                <w:rFonts w:ascii="Calibri" w:hAnsi="Calibri"/>
+                <w:sz w:val="20"/>
+                <w:szCs w:val="20"/>
               </w:rPr>
               <w:fldChar w:fldCharType="end"/>
             </w:r>
@@ -396,7 +396,7 @@
         </w:tc>
         <w:tc>
           <w:tcPr>
-            <w:tcW w:w="4320" w:type="dxa"/>
+            <w:tcW w:w="4321" w:type="dxa"/>
             <w:tcBorders/>
           </w:tcPr>
           <w:p>
@@ -730,61 +730,13 @@
       </w:r>
       <w:r>
         <w:rPr>
-          <w:sz w:val="20"/>
-          <w:b/>
-          <w:szCs w:val="20"/>
-          <w:bCs/>
-          <w:rFonts w:ascii="Calibri" w:hAnsi="Calibri"/>
-        </w:rPr>
-        <w:instrText xml:space="preserve"> DOCPROPERTY "NrOfShareholdingTotal1"</w:instrText>
-      </w:r>
-      <w:r>
-        <w:rPr>
-          <w:sz w:val="20"/>
-          <w:b/>
-          <w:szCs w:val="20"/>
-          <w:bCs/>
-          <w:rFonts w:ascii="Calibri" w:hAnsi="Calibri"/>
-        </w:rPr>
-        <w:fldChar w:fldCharType="separate"/>
-      </w:r>
-      <w:r>
-        <w:rPr>
-          <w:sz w:val="20"/>
-          <w:b/>
-          <w:szCs w:val="20"/>
-          <w:bCs/>
-          <w:rFonts w:ascii="Calibri" w:hAnsi="Calibri"/>
-        </w:rPr>
-        <w:t>6,832</w:t>
-      </w:r>
-      <w:r>
-        <w:rPr>
-          <w:sz w:val="20"/>
-          <w:b/>
-          <w:szCs w:val="20"/>
-          <w:bCs/>
-          <w:rFonts w:ascii="Calibri" w:hAnsi="Calibri"/>
-        </w:rPr>
-        <w:fldChar w:fldCharType="end"/>
-      </w:r>
-      <w:r>
-        <w:rPr>
           <w:rFonts w:ascii="Calibri" w:hAnsi="Calibri"/>
           <w:b/>
           <w:bCs/>
           <w:sz w:val="20"/>
           <w:szCs w:val="20"/>
         </w:rPr>
-        <w:t>=</w:t>
-      </w:r>
-      <w:r>
-        <w:rPr>
-          <w:rFonts w:ascii="Calibri" w:hAnsi="Calibri"/>
-          <w:sz w:val="20"/>
-          <w:szCs w:val="20"/>
-        </w:rPr>
-        <w:t xml:space="preserve"> shares of </w:t>
+        <w:instrText xml:space="preserve"> DOCPROPERTY "NrOfShareholdingTotal1"</w:instrText>
       </w:r>
       <w:r>
         <w:rPr>
@@ -794,47 +746,7 @@
           <w:sz w:val="20"/>
           <w:szCs w:val="20"/>
         </w:rPr>
-        <w:fldChar w:fldCharType="begin"/>
-      </w:r>
-      <w:r>
-        <w:rPr>
-          <w:sz w:val="20"/>
-          <w:b/>
-          <w:szCs w:val="20"/>
-          <w:bCs/>
-          <w:rFonts w:ascii="Calibri" w:hAnsi="Calibri"/>
-        </w:rPr>
-        <w:instrText xml:space="preserve"> DOCPROPERTY "Company"</w:instrText>
-      </w:r>
-      <w:r>
-        <w:rPr>
-          <w:sz w:val="20"/>
-          <w:b/>
-          <w:szCs w:val="20"/>
-          <w:bCs/>
-          <w:rFonts w:ascii="Calibri" w:hAnsi="Calibri"/>
-        </w:rPr>
         <w:fldChar w:fldCharType="separate"/>
-      </w:r>
-      <w:r>
-        <w:rPr>
-          <w:sz w:val="20"/>
-          <w:b/>
-          <w:szCs w:val="20"/>
-          <w:bCs/>
-          <w:rFonts w:ascii="Calibri" w:hAnsi="Calibri"/>
-        </w:rPr>
-        <w:t>Sui Northern Gas Pipelines Limited</w:t>
-      </w:r>
-      <w:r>
-        <w:rPr>
-          <w:sz w:val="20"/>
-          <w:b/>
-          <w:szCs w:val="20"/>
-          <w:bCs/>
-          <w:rFonts w:ascii="Calibri" w:hAnsi="Calibri"/>
-        </w:rPr>
-        <w:fldChar w:fldCharType="end"/>
       </w:r>
       <w:r>
         <w:rPr>
@@ -844,7 +756,7 @@
           <w:sz w:val="20"/>
           <w:szCs w:val="20"/>
         </w:rPr>
-        <w:t xml:space="preserve"> (</w:t>
+        <w:t>6,832</w:t>
       </w:r>
       <w:r>
         <w:rPr>
@@ -854,46 +766,6 @@
           <w:sz w:val="20"/>
           <w:szCs w:val="20"/>
         </w:rPr>
-        <w:fldChar w:fldCharType="begin"/>
-      </w:r>
-      <w:r>
-        <w:rPr>
-          <w:sz w:val="20"/>
-          <w:b/>
-          <w:szCs w:val="20"/>
-          <w:bCs/>
-          <w:rFonts w:ascii="Calibri" w:hAnsi="Calibri"/>
-        </w:rPr>
-        <w:instrText xml:space="preserve"> DOCPROPERTY "Ticker"</w:instrText>
-      </w:r>
-      <w:r>
-        <w:rPr>
-          <w:sz w:val="20"/>
-          <w:b/>
-          <w:szCs w:val="20"/>
-          <w:bCs/>
-          <w:rFonts w:ascii="Calibri" w:hAnsi="Calibri"/>
-        </w:rPr>
-        <w:fldChar w:fldCharType="separate"/>
-      </w:r>
-      <w:r>
-        <w:rPr>
-          <w:sz w:val="20"/>
-          <w:b/>
-          <w:szCs w:val="20"/>
-          <w:bCs/>
-          <w:rFonts w:ascii="Calibri" w:hAnsi="Calibri"/>
-        </w:rPr>
-        <w:t>SNGP</w:t>
-      </w:r>
-      <w:r>
-        <w:rPr>
-          <w:sz w:val="20"/>
-          <w:b/>
-          <w:szCs w:val="20"/>
-          <w:bCs/>
-          <w:rFonts w:ascii="Calibri" w:hAnsi="Calibri"/>
-        </w:rPr>
         <w:fldChar w:fldCharType="end"/>
       </w:r>
       <w:r>
@@ -904,15 +776,15 @@
           <w:sz w:val="20"/>
           <w:szCs w:val="20"/>
         </w:rPr>
-        <w:t>)</w:t>
-      </w:r>
-      <w:r>
-        <w:rPr>
-          <w:rFonts w:ascii="Calibri" w:hAnsi="Calibri"/>
-          <w:sz w:val="20"/>
-          <w:szCs w:val="20"/>
-        </w:rPr>
-        <w:t xml:space="preserve"> having its registered office at </w:t>
+        <w:t>=</w:t>
+      </w:r>
+      <w:r>
+        <w:rPr>
+          <w:rFonts w:ascii="Calibri" w:hAnsi="Calibri"/>
+          <w:sz w:val="20"/>
+          <w:szCs w:val="20"/>
+        </w:rPr>
+        <w:t xml:space="preserve"> shares of </w:t>
       </w:r>
       <w:r>
         <w:rPr>
@@ -926,53 +798,13 @@
       </w:r>
       <w:r>
         <w:rPr>
-          <w:sz w:val="20"/>
-          <w:b/>
-          <w:szCs w:val="20"/>
-          <w:bCs/>
-          <w:rFonts w:ascii="Calibri" w:hAnsi="Calibri"/>
-        </w:rPr>
-        <w:instrText xml:space="preserve"> DOCPROPERTY "CoAddress1"</w:instrText>
-      </w:r>
-      <w:r>
-        <w:rPr>
-          <w:sz w:val="20"/>
-          <w:b/>
-          <w:szCs w:val="20"/>
-          <w:bCs/>
-          <w:rFonts w:ascii="Calibri" w:hAnsi="Calibri"/>
-        </w:rPr>
-        <w:fldChar w:fldCharType="separate"/>
-      </w:r>
-      <w:r>
-        <w:rPr>
-          <w:sz w:val="20"/>
-          <w:b/>
-          <w:szCs w:val="20"/>
-          <w:bCs/>
-          <w:rFonts w:ascii="Calibri" w:hAnsi="Calibri"/>
-        </w:rPr>
-        <w:t>Gas House</w:t>
-      </w:r>
-      <w:r>
-        <w:rPr>
-          <w:sz w:val="20"/>
-          <w:b/>
-          <w:szCs w:val="20"/>
-          <w:bCs/>
-          <w:rFonts w:ascii="Calibri" w:hAnsi="Calibri"/>
-        </w:rPr>
-        <w:fldChar w:fldCharType="end"/>
-      </w:r>
-      <w:r>
-        <w:rPr>
           <w:rFonts w:ascii="Calibri" w:hAnsi="Calibri"/>
           <w:b/>
           <w:bCs/>
           <w:sz w:val="20"/>
           <w:szCs w:val="20"/>
         </w:rPr>
-        <w:t xml:space="preserve"> </w:t>
+        <w:instrText xml:space="preserve"> DOCPROPERTY "Company"</w:instrText>
       </w:r>
       <w:r>
         <w:rPr>
@@ -982,47 +814,7 @@
           <w:sz w:val="20"/>
           <w:szCs w:val="20"/>
         </w:rPr>
-        <w:fldChar w:fldCharType="begin"/>
-      </w:r>
-      <w:r>
-        <w:rPr>
-          <w:sz w:val="20"/>
-          <w:b/>
-          <w:szCs w:val="20"/>
-          <w:bCs/>
-          <w:rFonts w:ascii="Calibri" w:hAnsi="Calibri"/>
-        </w:rPr>
-        <w:instrText xml:space="preserve"> DOCPROPERTY "CoAddress2"</w:instrText>
-      </w:r>
-      <w:r>
-        <w:rPr>
-          <w:sz w:val="20"/>
-          <w:b/>
-          <w:szCs w:val="20"/>
-          <w:bCs/>
-          <w:rFonts w:ascii="Calibri" w:hAnsi="Calibri"/>
-        </w:rPr>
         <w:fldChar w:fldCharType="separate"/>
-      </w:r>
-      <w:r>
-        <w:rPr>
-          <w:sz w:val="20"/>
-          <w:b/>
-          <w:szCs w:val="20"/>
-          <w:bCs/>
-          <w:rFonts w:ascii="Calibri" w:hAnsi="Calibri"/>
-        </w:rPr>
-        <w:t>21, Kashmir Road</w:t>
-      </w:r>
-      <w:r>
-        <w:rPr>
-          <w:sz w:val="20"/>
-          <w:b/>
-          <w:szCs w:val="20"/>
-          <w:bCs/>
-          <w:rFonts w:ascii="Calibri" w:hAnsi="Calibri"/>
-        </w:rPr>
-        <w:fldChar w:fldCharType="end"/>
       </w:r>
       <w:r>
         <w:rPr>
@@ -1032,7 +824,7 @@
           <w:sz w:val="20"/>
           <w:szCs w:val="20"/>
         </w:rPr>
-        <w:t xml:space="preserve"> </w:t>
+        <w:t>Sui Northern Gas Pipelines Limited</w:t>
       </w:r>
       <w:r>
         <w:rPr>
@@ -1042,45 +834,253 @@
           <w:sz w:val="20"/>
           <w:szCs w:val="20"/>
         </w:rPr>
+        <w:fldChar w:fldCharType="end"/>
+      </w:r>
+      <w:r>
+        <w:rPr>
+          <w:rFonts w:ascii="Calibri" w:hAnsi="Calibri"/>
+          <w:b/>
+          <w:bCs/>
+          <w:sz w:val="20"/>
+          <w:szCs w:val="20"/>
+        </w:rPr>
+        <w:t xml:space="preserve"> (</w:t>
+      </w:r>
+      <w:r>
+        <w:rPr>
+          <w:rFonts w:ascii="Calibri" w:hAnsi="Calibri"/>
+          <w:b/>
+          <w:bCs/>
+          <w:sz w:val="20"/>
+          <w:szCs w:val="20"/>
+        </w:rPr>
         <w:fldChar w:fldCharType="begin"/>
       </w:r>
       <w:r>
         <w:rPr>
-          <w:sz w:val="20"/>
+          <w:rFonts w:ascii="Calibri" w:hAnsi="Calibri"/>
           <w:b/>
-          <w:szCs w:val="20"/>
           <w:bCs/>
-          <w:rFonts w:ascii="Calibri" w:hAnsi="Calibri"/>
+          <w:sz w:val="20"/>
+          <w:szCs w:val="20"/>
+        </w:rPr>
+        <w:instrText xml:space="preserve"> DOCPROPERTY "Ticker"</w:instrText>
+      </w:r>
+      <w:r>
+        <w:rPr>
+          <w:rFonts w:ascii="Calibri" w:hAnsi="Calibri"/>
+          <w:b/>
+          <w:bCs/>
+          <w:sz w:val="20"/>
+          <w:szCs w:val="20"/>
+        </w:rPr>
+        <w:fldChar w:fldCharType="separate"/>
+      </w:r>
+      <w:r>
+        <w:rPr>
+          <w:rFonts w:ascii="Calibri" w:hAnsi="Calibri"/>
+          <w:b/>
+          <w:bCs/>
+          <w:sz w:val="20"/>
+          <w:szCs w:val="20"/>
+        </w:rPr>
+        <w:t>SNGP</w:t>
+      </w:r>
+      <w:r>
+        <w:rPr>
+          <w:rFonts w:ascii="Calibri" w:hAnsi="Calibri"/>
+          <w:b/>
+          <w:bCs/>
+          <w:sz w:val="20"/>
+          <w:szCs w:val="20"/>
+        </w:rPr>
+        <w:fldChar w:fldCharType="end"/>
+      </w:r>
+      <w:r>
+        <w:rPr>
+          <w:rFonts w:ascii="Calibri" w:hAnsi="Calibri"/>
+          <w:b/>
+          <w:bCs/>
+          <w:sz w:val="20"/>
+          <w:szCs w:val="20"/>
+        </w:rPr>
+        <w:t>)</w:t>
+      </w:r>
+      <w:r>
+        <w:rPr>
+          <w:rFonts w:ascii="Calibri" w:hAnsi="Calibri"/>
+          <w:sz w:val="20"/>
+          <w:szCs w:val="20"/>
+        </w:rPr>
+        <w:t xml:space="preserve"> having its registered office at </w:t>
+      </w:r>
+      <w:r>
+        <w:rPr>
+          <w:rFonts w:ascii="Calibri" w:hAnsi="Calibri"/>
+          <w:b/>
+          <w:bCs/>
+          <w:sz w:val="20"/>
+          <w:szCs w:val="20"/>
+        </w:rPr>
+        <w:fldChar w:fldCharType="begin"/>
+      </w:r>
+      <w:r>
+        <w:rPr>
+          <w:rFonts w:ascii="Calibri" w:hAnsi="Calibri"/>
+          <w:b/>
+          <w:bCs/>
+          <w:sz w:val="20"/>
+          <w:szCs w:val="20"/>
+        </w:rPr>
+        <w:instrText xml:space="preserve"> DOCPROPERTY "CoAddress1"</w:instrText>
+      </w:r>
+      <w:r>
+        <w:rPr>
+          <w:rFonts w:ascii="Calibri" w:hAnsi="Calibri"/>
+          <w:b/>
+          <w:bCs/>
+          <w:sz w:val="20"/>
+          <w:szCs w:val="20"/>
+        </w:rPr>
+        <w:fldChar w:fldCharType="separate"/>
+      </w:r>
+      <w:r>
+        <w:rPr>
+          <w:rFonts w:ascii="Calibri" w:hAnsi="Calibri"/>
+          <w:b/>
+          <w:bCs/>
+          <w:sz w:val="20"/>
+          <w:szCs w:val="20"/>
+        </w:rPr>
+        <w:t>Gas House</w:t>
+      </w:r>
+      <w:r>
+        <w:rPr>
+          <w:rFonts w:ascii="Calibri" w:hAnsi="Calibri"/>
+          <w:b/>
+          <w:bCs/>
+          <w:sz w:val="20"/>
+          <w:szCs w:val="20"/>
+        </w:rPr>
+        <w:fldChar w:fldCharType="end"/>
+      </w:r>
+      <w:r>
+        <w:rPr>
+          <w:rFonts w:ascii="Calibri" w:hAnsi="Calibri"/>
+          <w:b/>
+          <w:bCs/>
+          <w:sz w:val="20"/>
+          <w:szCs w:val="20"/>
+        </w:rPr>
+        <w:t xml:space="preserve"> </w:t>
+      </w:r>
+      <w:r>
+        <w:rPr>
+          <w:rFonts w:ascii="Calibri" w:hAnsi="Calibri"/>
+          <w:b/>
+          <w:bCs/>
+          <w:sz w:val="20"/>
+          <w:szCs w:val="20"/>
+        </w:rPr>
+        <w:fldChar w:fldCharType="begin"/>
+      </w:r>
+      <w:r>
+        <w:rPr>
+          <w:rFonts w:ascii="Calibri" w:hAnsi="Calibri"/>
+          <w:b/>
+          <w:bCs/>
+          <w:sz w:val="20"/>
+          <w:szCs w:val="20"/>
+        </w:rPr>
+        <w:instrText xml:space="preserve"> DOCPROPERTY "CoAddress2"</w:instrText>
+      </w:r>
+      <w:r>
+        <w:rPr>
+          <w:rFonts w:ascii="Calibri" w:hAnsi="Calibri"/>
+          <w:b/>
+          <w:bCs/>
+          <w:sz w:val="20"/>
+          <w:szCs w:val="20"/>
+        </w:rPr>
+        <w:fldChar w:fldCharType="separate"/>
+      </w:r>
+      <w:r>
+        <w:rPr>
+          <w:rFonts w:ascii="Calibri" w:hAnsi="Calibri"/>
+          <w:b/>
+          <w:bCs/>
+          <w:sz w:val="20"/>
+          <w:szCs w:val="20"/>
+        </w:rPr>
+        <w:t>21, Kashmir Road</w:t>
+      </w:r>
+      <w:r>
+        <w:rPr>
+          <w:rFonts w:ascii="Calibri" w:hAnsi="Calibri"/>
+          <w:b/>
+          <w:bCs/>
+          <w:sz w:val="20"/>
+          <w:szCs w:val="20"/>
+        </w:rPr>
+        <w:fldChar w:fldCharType="end"/>
+      </w:r>
+      <w:r>
+        <w:rPr>
+          <w:rFonts w:ascii="Calibri" w:hAnsi="Calibri"/>
+          <w:b/>
+          <w:bCs/>
+          <w:sz w:val="20"/>
+          <w:szCs w:val="20"/>
+        </w:rPr>
+        <w:t xml:space="preserve"> </w:t>
+      </w:r>
+      <w:r>
+        <w:rPr>
+          <w:rFonts w:ascii="Calibri" w:hAnsi="Calibri"/>
+          <w:b/>
+          <w:bCs/>
+          <w:sz w:val="20"/>
+          <w:szCs w:val="20"/>
+        </w:rPr>
+        <w:fldChar w:fldCharType="begin"/>
+      </w:r>
+      <w:r>
+        <w:rPr>
+          <w:rFonts w:ascii="Calibri" w:hAnsi="Calibri"/>
+          <w:b/>
+          <w:bCs/>
+          <w:sz w:val="20"/>
+          <w:szCs w:val="20"/>
         </w:rPr>
         <w:instrText xml:space="preserve"> DOCPROPERTY "CoCityZip"</w:instrText>
       </w:r>
       <w:r>
         <w:rPr>
-          <w:sz w:val="20"/>
+          <w:rFonts w:ascii="Calibri" w:hAnsi="Calibri"/>
           <w:b/>
-          <w:szCs w:val="20"/>
           <w:bCs/>
-          <w:rFonts w:ascii="Calibri" w:hAnsi="Calibri"/>
+          <w:sz w:val="20"/>
+          <w:szCs w:val="20"/>
         </w:rPr>
         <w:fldChar w:fldCharType="separate"/>
       </w:r>
       <w:r>
         <w:rPr>
-          <w:sz w:val="20"/>
+          <w:rFonts w:ascii="Calibri" w:hAnsi="Calibri"/>
           <w:b/>
-          <w:szCs w:val="20"/>
           <w:bCs/>
-          <w:rFonts w:ascii="Calibri" w:hAnsi="Calibri"/>
+          <w:sz w:val="20"/>
+          <w:szCs w:val="20"/>
         </w:rPr>
         <w:t>Lahore</w:t>
       </w:r>
       <w:r>
         <w:rPr>
-          <w:sz w:val="20"/>
+          <w:rFonts w:ascii="Calibri" w:hAnsi="Calibri"/>
           <w:b/>
-          <w:szCs w:val="20"/>
           <w:bCs/>
-          <w:rFonts w:ascii="Calibri" w:hAnsi="Calibri"/>
+          <w:sz w:val="20"/>
+          <w:szCs w:val="20"/>
         </w:rPr>
         <w:fldChar w:fldCharType="end"/>
       </w:r>
@@ -1168,7 +1168,7 @@
       </w:tblPr>
       <w:tblGrid>
         <w:gridCol w:w="4319"/>
-        <w:gridCol w:w="4320"/>
+        <w:gridCol w:w="4321"/>
       </w:tblGrid>
       <w:tr>
         <w:trPr>
@@ -1206,7 +1206,7 @@
         </w:tc>
         <w:tc>
           <w:tcPr>
-            <w:tcW w:w="4320" w:type="dxa"/>
+            <w:tcW w:w="4321" w:type="dxa"/>
             <w:tcBorders/>
           </w:tcPr>
           <w:p>
@@ -1245,41 +1245,41 @@
             </w:r>
             <w:r>
               <w:rPr>
-                <w:sz w:val="20"/>
+                <w:rFonts w:ascii="Calibri" w:hAnsi="Calibri"/>
                 <w:b/>
-                <w:szCs w:val="20"/>
                 <w:bCs/>
-                <w:rFonts w:ascii="Calibri" w:hAnsi="Calibri"/>
+                <w:sz w:val="20"/>
+                <w:szCs w:val="20"/>
               </w:rPr>
               <w:instrText xml:space="preserve"> DOCPROPERTY "Folio1"</w:instrText>
             </w:r>
             <w:r>
               <w:rPr>
-                <w:sz w:val="20"/>
+                <w:rFonts w:ascii="Calibri" w:hAnsi="Calibri"/>
                 <w:b/>
-                <w:szCs w:val="20"/>
                 <w:bCs/>
-                <w:rFonts w:ascii="Calibri" w:hAnsi="Calibri"/>
+                <w:sz w:val="20"/>
+                <w:szCs w:val="20"/>
               </w:rPr>
               <w:fldChar w:fldCharType="separate"/>
             </w:r>
             <w:r>
               <w:rPr>
-                <w:sz w:val="20"/>
+                <w:rFonts w:ascii="Calibri" w:hAnsi="Calibri"/>
                 <w:b/>
-                <w:szCs w:val="20"/>
                 <w:bCs/>
-                <w:rFonts w:ascii="Calibri" w:hAnsi="Calibri"/>
+                <w:sz w:val="20"/>
+                <w:szCs w:val="20"/>
               </w:rPr>
               <w:t>1250005252</w:t>
             </w:r>
             <w:r>
               <w:rPr>
-                <w:sz w:val="20"/>
+                <w:rFonts w:ascii="Calibri" w:hAnsi="Calibri"/>
                 <w:b/>
-                <w:szCs w:val="20"/>
                 <w:bCs/>
-                <w:rFonts w:ascii="Calibri" w:hAnsi="Calibri"/>
+                <w:sz w:val="20"/>
+                <w:szCs w:val="20"/>
               </w:rPr>
               <w:fldChar w:fldCharType="end"/>
             </w:r>
@@ -1319,7 +1319,7 @@
         </w:tc>
         <w:tc>
           <w:tcPr>
-            <w:tcW w:w="4320" w:type="dxa"/>
+            <w:tcW w:w="4321" w:type="dxa"/>
             <w:tcBorders/>
           </w:tcPr>
           <w:p>
@@ -1383,11 +1383,11 @@
         </w:tblCellMar>
       </w:tblPr>
       <w:tblGrid>
-        <w:gridCol w:w="1628"/>
-        <w:gridCol w:w="1274"/>
+        <w:gridCol w:w="1626"/>
+        <w:gridCol w:w="1276"/>
         <w:gridCol w:w="2318"/>
-        <w:gridCol w:w="1959"/>
-        <w:gridCol w:w="1461"/>
+        <w:gridCol w:w="1958"/>
+        <w:gridCol w:w="1462"/>
       </w:tblGrid>
       <w:tr>
         <w:trPr>
@@ -1395,7 +1395,7 @@
         </w:trPr>
         <w:tc>
           <w:tcPr>
-            <w:tcW w:w="1628" w:type="dxa"/>
+            <w:tcW w:w="1626" w:type="dxa"/>
             <w:tcBorders>
               <w:top w:val="single" w:sz="2" w:space="0" w:color="000000"/>
               <w:start w:val="single" w:sz="2" w:space="0" w:color="000000"/>
@@ -1424,7 +1424,7 @@
         </w:tc>
         <w:tc>
           <w:tcPr>
-            <w:tcW w:w="1274" w:type="dxa"/>
+            <w:tcW w:w="1276" w:type="dxa"/>
             <w:tcBorders>
               <w:top w:val="single" w:sz="2" w:space="0" w:color="000000"/>
               <w:start w:val="single" w:sz="2" w:space="0" w:color="000000"/>
@@ -1482,7 +1482,7 @@
         </w:tc>
         <w:tc>
           <w:tcPr>
-            <w:tcW w:w="1959" w:type="dxa"/>
+            <w:tcW w:w="1958" w:type="dxa"/>
             <w:tcBorders>
               <w:top w:val="single" w:sz="2" w:space="0" w:color="000000"/>
               <w:start w:val="single" w:sz="2" w:space="0" w:color="000000"/>
@@ -1511,7 +1511,7 @@
         </w:tc>
         <w:tc>
           <w:tcPr>
-            <w:tcW w:w="1461" w:type="dxa"/>
+            <w:tcW w:w="1462" w:type="dxa"/>
             <w:tcBorders>
               <w:top w:val="single" w:sz="2" w:space="0" w:color="000000"/>
               <w:start w:val="single" w:sz="2" w:space="0" w:color="000000"/>
@@ -1544,7 +1544,7 @@
         <w:trPr/>
         <w:tc>
           <w:tcPr>
-            <w:tcW w:w="1628" w:type="dxa"/>
+            <w:tcW w:w="1626" w:type="dxa"/>
             <w:tcBorders>
               <w:start w:val="single" w:sz="2" w:space="0" w:color="000000"/>
               <w:bottom w:val="dotted" w:sz="2" w:space="0" w:color="000000"/>
@@ -1573,7 +1573,7 @@
         </w:tc>
         <w:tc>
           <w:tcPr>
-            <w:tcW w:w="1274" w:type="dxa"/>
+            <w:tcW w:w="1276" w:type="dxa"/>
             <w:tcBorders>
               <w:start w:val="single" w:sz="2" w:space="0" w:color="000000"/>
               <w:bottom w:val="dotted" w:sz="2" w:space="0" w:color="000000"/>
@@ -1631,7 +1631,7 @@
         </w:tc>
         <w:tc>
           <w:tcPr>
-            <w:tcW w:w="1959" w:type="dxa"/>
+            <w:tcW w:w="1958" w:type="dxa"/>
             <w:tcBorders>
               <w:start w:val="single" w:sz="2" w:space="0" w:color="000000"/>
               <w:bottom w:val="dotted" w:sz="2" w:space="0" w:color="000000"/>
@@ -1660,7 +1660,7 @@
         </w:tc>
         <w:tc>
           <w:tcPr>
-            <w:tcW w:w="1461" w:type="dxa"/>
+            <w:tcW w:w="1462" w:type="dxa"/>
             <w:tcBorders>
               <w:start w:val="single" w:sz="2" w:space="0" w:color="000000"/>
               <w:bottom w:val="dotted" w:sz="2" w:space="0" w:color="000000"/>
@@ -1689,7 +1689,7 @@
         <w:trPr/>
         <w:tc>
           <w:tcPr>
-            <w:tcW w:w="1628" w:type="dxa"/>
+            <w:tcW w:w="1626" w:type="dxa"/>
             <w:tcBorders>
               <w:start w:val="single" w:sz="2" w:space="0" w:color="000000"/>
               <w:bottom w:val="dotted" w:sz="2" w:space="0" w:color="000000"/>
@@ -1718,7 +1718,7 @@
         </w:tc>
         <w:tc>
           <w:tcPr>
-            <w:tcW w:w="1274" w:type="dxa"/>
+            <w:tcW w:w="1276" w:type="dxa"/>
             <w:tcBorders>
               <w:start w:val="single" w:sz="2" w:space="0" w:color="000000"/>
               <w:bottom w:val="dotted" w:sz="2" w:space="0" w:color="000000"/>
@@ -1776,7 +1776,7 @@
         </w:tc>
         <w:tc>
           <w:tcPr>
-            <w:tcW w:w="1959" w:type="dxa"/>
+            <w:tcW w:w="1958" w:type="dxa"/>
             <w:tcBorders>
               <w:start w:val="single" w:sz="2" w:space="0" w:color="000000"/>
               <w:bottom w:val="dotted" w:sz="2" w:space="0" w:color="000000"/>
@@ -1805,7 +1805,7 @@
         </w:tc>
         <w:tc>
           <w:tcPr>
-            <w:tcW w:w="1461" w:type="dxa"/>
+            <w:tcW w:w="1462" w:type="dxa"/>
             <w:tcBorders>
               <w:start w:val="single" w:sz="2" w:space="0" w:color="000000"/>
               <w:bottom w:val="dotted" w:sz="2" w:space="0" w:color="000000"/>
@@ -1834,7 +1834,7 @@
         <w:trPr/>
         <w:tc>
           <w:tcPr>
-            <w:tcW w:w="1628" w:type="dxa"/>
+            <w:tcW w:w="1626" w:type="dxa"/>
             <w:tcBorders>
               <w:start w:val="single" w:sz="2" w:space="0" w:color="000000"/>
               <w:bottom w:val="dotted" w:sz="2" w:space="0" w:color="000000"/>
@@ -1863,7 +1863,7 @@
         </w:tc>
         <w:tc>
           <w:tcPr>
-            <w:tcW w:w="1274" w:type="dxa"/>
+            <w:tcW w:w="1276" w:type="dxa"/>
             <w:tcBorders>
               <w:start w:val="single" w:sz="2" w:space="0" w:color="000000"/>
               <w:bottom w:val="dotted" w:sz="2" w:space="0" w:color="000000"/>
@@ -1921,7 +1921,7 @@
         </w:tc>
         <w:tc>
           <w:tcPr>
-            <w:tcW w:w="1959" w:type="dxa"/>
+            <w:tcW w:w="1958" w:type="dxa"/>
             <w:tcBorders>
               <w:start w:val="single" w:sz="2" w:space="0" w:color="000000"/>
               <w:bottom w:val="dotted" w:sz="2" w:space="0" w:color="000000"/>
@@ -1950,7 +1950,7 @@
         </w:tc>
         <w:tc>
           <w:tcPr>
-            <w:tcW w:w="1461" w:type="dxa"/>
+            <w:tcW w:w="1462" w:type="dxa"/>
             <w:tcBorders>
               <w:start w:val="single" w:sz="2" w:space="0" w:color="000000"/>
               <w:bottom w:val="dotted" w:sz="2" w:space="0" w:color="000000"/>
@@ -1979,7 +1979,7 @@
         <w:trPr/>
         <w:tc>
           <w:tcPr>
-            <w:tcW w:w="1628" w:type="dxa"/>
+            <w:tcW w:w="1626" w:type="dxa"/>
             <w:tcBorders>
               <w:start w:val="single" w:sz="2" w:space="0" w:color="000000"/>
               <w:bottom w:val="dotted" w:sz="2" w:space="0" w:color="000000"/>
@@ -2008,7 +2008,7 @@
         </w:tc>
         <w:tc>
           <w:tcPr>
-            <w:tcW w:w="1274" w:type="dxa"/>
+            <w:tcW w:w="1276" w:type="dxa"/>
             <w:tcBorders>
               <w:start w:val="single" w:sz="2" w:space="0" w:color="000000"/>
               <w:bottom w:val="dotted" w:sz="2" w:space="0" w:color="000000"/>
@@ -2066,7 +2066,7 @@
         </w:tc>
         <w:tc>
           <w:tcPr>
-            <w:tcW w:w="1959" w:type="dxa"/>
+            <w:tcW w:w="1958" w:type="dxa"/>
             <w:tcBorders>
               <w:start w:val="single" w:sz="2" w:space="0" w:color="000000"/>
               <w:bottom w:val="dotted" w:sz="2" w:space="0" w:color="000000"/>
@@ -2095,7 +2095,7 @@
         </w:tc>
         <w:tc>
           <w:tcPr>
-            <w:tcW w:w="1461" w:type="dxa"/>
+            <w:tcW w:w="1462" w:type="dxa"/>
             <w:tcBorders>
               <w:start w:val="single" w:sz="2" w:space="0" w:color="000000"/>
               <w:bottom w:val="dotted" w:sz="2" w:space="0" w:color="000000"/>
@@ -2124,7 +2124,7 @@
         <w:trPr/>
         <w:tc>
           <w:tcPr>
-            <w:tcW w:w="1628" w:type="dxa"/>
+            <w:tcW w:w="1626" w:type="dxa"/>
             <w:tcBorders>
               <w:start w:val="single" w:sz="2" w:space="0" w:color="000000"/>
               <w:bottom w:val="dotted" w:sz="2" w:space="0" w:color="000000"/>
@@ -2153,7 +2153,7 @@
         </w:tc>
         <w:tc>
           <w:tcPr>
-            <w:tcW w:w="1274" w:type="dxa"/>
+            <w:tcW w:w="1276" w:type="dxa"/>
             <w:tcBorders>
               <w:start w:val="single" w:sz="2" w:space="0" w:color="000000"/>
               <w:bottom w:val="dotted" w:sz="2" w:space="0" w:color="000000"/>
@@ -2211,7 +2211,7 @@
         </w:tc>
         <w:tc>
           <w:tcPr>
-            <w:tcW w:w="1959" w:type="dxa"/>
+            <w:tcW w:w="1958" w:type="dxa"/>
             <w:tcBorders>
               <w:start w:val="single" w:sz="2" w:space="0" w:color="000000"/>
               <w:bottom w:val="dotted" w:sz="2" w:space="0" w:color="000000"/>
@@ -2240,7 +2240,7 @@
         </w:tc>
         <w:tc>
           <w:tcPr>
-            <w:tcW w:w="1461" w:type="dxa"/>
+            <w:tcW w:w="1462" w:type="dxa"/>
             <w:tcBorders>
               <w:start w:val="single" w:sz="2" w:space="0" w:color="000000"/>
               <w:bottom w:val="dotted" w:sz="2" w:space="0" w:color="000000"/>
@@ -2269,7 +2269,7 @@
         <w:trPr/>
         <w:tc>
           <w:tcPr>
-            <w:tcW w:w="1628" w:type="dxa"/>
+            <w:tcW w:w="1626" w:type="dxa"/>
             <w:tcBorders>
               <w:start w:val="single" w:sz="2" w:space="0" w:color="000000"/>
               <w:bottom w:val="single" w:sz="2" w:space="0" w:color="000000"/>
@@ -2287,57 +2287,80 @@
               </w:rPr>
             </w:pPr>
             <w:r>
-              <w:rPr>
-                <w:rFonts w:ascii="Calibri" w:hAnsi="Calibri"/>
-                <w:sz w:val="20"/>
-                <w:szCs w:val="20"/>
-              </w:rPr>
-              <w:drawing>
-                <wp:anchor behindDoc="0" distT="0" distB="0" distL="0" distR="0" simplePos="0" locked="0" layoutInCell="1" allowOverlap="1" relativeHeight="3">
-                  <wp:simplePos x="0" y="0"/>
-                  <wp:positionH relativeFrom="column">
-                    <wp:posOffset>5463540</wp:posOffset>
-                  </wp:positionH>
-                  <wp:positionV relativeFrom="paragraph">
-                    <wp:posOffset>46355</wp:posOffset>
-                  </wp:positionV>
-                  <wp:extent cx="1151890" cy="467995"/>
-                  <wp:effectExtent l="140970" t="40640" r="140970" b="40640"/>
-                  <wp:wrapNone/>
-                  <wp:docPr id="1" name="Image1 Copy 1"/>
-                  <wp:cNvGraphicFramePr>
-                    <a:graphicFrameLocks xmlns:a="http://schemas.openxmlformats.org/drawingml/2006/main" noChangeAspect="1"/>
-                  </wp:cNvGraphicFramePr>
-                  <a:graphic xmlns:a="http://schemas.openxmlformats.org/drawingml/2006/main">
-                    <a:graphicData uri="http://schemas.openxmlformats.org/drawingml/2006/picture">
-                      <pic:pic xmlns:pic="http://schemas.openxmlformats.org/drawingml/2006/picture">
-                        <pic:nvPicPr>
-                          <pic:cNvPr id="1" name="Image1 Copy 1"/>
-                          <pic:cNvPicPr>
-                            <a:picLocks noChangeAspect="1" noChangeArrowheads="1"/>
-                          </pic:cNvPicPr>
-                        </pic:nvPicPr>
-                        <pic:blipFill>
-                          <a:blip r:embed="rId2"/>
-                          <a:stretch>
-                            <a:fillRect/>
-                          </a:stretch>
-                        </pic:blipFill>
-                        <pic:spPr bwMode="auto">
-                          <a:xfrm rot="17100000">
-                            <a:off x="0" y="0"/>
-                            <a:ext cx="1151890" cy="467995"/>
-                          </a:xfrm>
-                          <a:prstGeom prst="rect">
-                            <a:avLst/>
-                          </a:prstGeom>
-                          <a:noFill/>
-                        </pic:spPr>
-                      </pic:pic>
-                    </a:graphicData>
-                  </a:graphic>
-                </wp:anchor>
-              </w:drawing>
+              <mc:AlternateContent>
+                <mc:Choice Requires="wps">
+                  <w:drawing>
+                    <wp:anchor distT="40640" distB="40640" distL="140970" distR="140970" simplePos="0" relativeHeight="3" behindDoc="0" locked="0" layoutInCell="1" allowOverlap="1">
+                      <wp:simplePos x="0" y="0"/>
+                      <wp:positionH relativeFrom="column">
+                        <wp:posOffset>5464810</wp:posOffset>
+                      </wp:positionH>
+                      <wp:positionV relativeFrom="paragraph">
+                        <wp:posOffset>46355</wp:posOffset>
+                      </wp:positionV>
+                      <wp:extent cx="1151890" cy="467995"/>
+                      <wp:effectExtent l="140970" t="40640" r="140970" b="40640"/>
+                      <wp:wrapNone/>
+                      <wp:docPr id="1" name="Image1 Copy 1"/>
+                      <a:graphic xmlns:a="http://schemas.openxmlformats.org/drawingml/2006/main">
+                        <a:graphicData uri="http://schemas.openxmlformats.org/drawingml/2006/picture">
+                          <pic:pic xmlns:pic="http://schemas.openxmlformats.org/drawingml/2006/picture">
+                            <pic:nvPicPr>
+                              <pic:cNvPr id="2" name="Image1 Copy 1"/>
+                              <pic:cNvPicPr/>
+                            </pic:nvPicPr>
+                            <pic:blipFill>
+                              <a:blip r:embed="rId2"/>
+                              <a:stretch/>
+                            </pic:blipFill>
+                            <pic:spPr>
+                              <a:xfrm rot="17100000">
+                                <a:off x="0" y="0"/>
+                                <a:ext cx="1152000" cy="468000"/>
+                              </a:xfrm>
+                              <a:prstGeom prst="rect">
+                                <a:avLst/>
+                              </a:prstGeom>
+                              <a:noFill/>
+                              <a:ln w="0">
+                                <a:noFill/>
+                              </a:ln>
+                            </pic:spPr>
+                          </pic:pic>
+                        </a:graphicData>
+                      </a:graphic>
+                    </wp:anchor>
+                  </w:drawing>
+                </mc:Choice>
+                <mc:Fallback>
+                  <w:pict>
+                    <v:shapetype id="_x0000_t75" coordsize="21600,21600" o:spt="75" o:preferrelative="t" path="m@4@5l@4@11@9@11@9@5xe" filled="f" stroked="f">
+                      <v:stroke joinstyle="miter"/>
+                      <v:formulas>
+                        <v:f eqn="if lineDrawn pixelLineWidth 0"/>
+                        <v:f eqn="sum @0 1 0"/>
+                        <v:f eqn="sum 0 0 @1"/>
+                        <v:f eqn="prod @2 1 2"/>
+                        <v:f eqn="prod @3 21600 pixelWidth"/>
+                        <v:f eqn="prod @3 21600 pixelHeight"/>
+                        <v:f eqn="sum @0 0 1"/>
+                        <v:f eqn="prod @6 1 2"/>
+                        <v:f eqn="prod @7 21600 pixelWidth"/>
+                        <v:f eqn="sum @8 21600 0"/>
+                        <v:f eqn="prod @7 21600 pixelHeight"/>
+                        <v:f eqn="sum @10 21600 0"/>
+                      </v:formulas>
+                      <v:path o:extrusionok="f" gradientshapeok="t" o:connecttype="rect"/>
+                      <o:lock v:ext="edit" aspectratio="t"/>
+                    </v:shapetype>
+                    <v:shape id="shape_0" stroked="f" o:allowincell="t" style="position:absolute;margin-left:430.3pt;margin-top:3.6pt;width:90.65pt;height:36.8pt;mso-wrap-style:none;v-text-anchor:middle;rotation:285" type="_x0000_t75">
+                      <v:imagedata r:id="rId3" o:detectmouseclick="t"/>
+                      <v:stroke color="#3465a4" joinstyle="round" endcap="flat"/>
+                      <w10:wrap type="none"/>
+                    </v:shape>
+                  </w:pict>
+                </mc:Fallback>
+              </mc:AlternateContent>
             </w:r>
             <w:r>
               <w:rPr>
@@ -2351,7 +2374,7 @@
         </w:tc>
         <w:tc>
           <w:tcPr>
-            <w:tcW w:w="1274" w:type="dxa"/>
+            <w:tcW w:w="1276" w:type="dxa"/>
             <w:tcBorders>
               <w:start w:val="single" w:sz="2" w:space="0" w:color="000000"/>
               <w:bottom w:val="single" w:sz="2" w:space="0" w:color="000000"/>
@@ -2409,7 +2432,7 @@
         </w:tc>
         <w:tc>
           <w:tcPr>
-            <w:tcW w:w="1959" w:type="dxa"/>
+            <w:tcW w:w="1958" w:type="dxa"/>
             <w:tcBorders>
               <w:start w:val="single" w:sz="2" w:space="0" w:color="000000"/>
               <w:bottom w:val="single" w:sz="2" w:space="0" w:color="000000"/>
@@ -2438,7 +2461,7 @@
         </w:tc>
         <w:tc>
           <w:tcPr>
-            <w:tcW w:w="1461" w:type="dxa"/>
+            <w:tcW w:w="1462" w:type="dxa"/>
             <w:tcBorders>
               <w:start w:val="single" w:sz="2" w:space="0" w:color="000000"/>
               <w:bottom w:val="single" w:sz="2" w:space="0" w:color="000000"/>
@@ -2469,7 +2492,7 @@
         </w:trPr>
         <w:tc>
           <w:tcPr>
-            <w:tcW w:w="7179" w:type="dxa"/>
+            <w:tcW w:w="7178" w:type="dxa"/>
             <w:gridSpan w:val="4"/>
             <w:tcBorders>
               <w:start w:val="single" w:sz="2" w:space="0" w:color="000000"/>
@@ -2502,7 +2525,7 @@
         </w:tc>
         <w:tc>
           <w:tcPr>
-            <w:tcW w:w="1461" w:type="dxa"/>
+            <w:tcW w:w="1462" w:type="dxa"/>
             <w:tcBorders>
               <w:start w:val="single" w:sz="2" w:space="0" w:color="000000"/>
               <w:bottom w:val="single" w:sz="2" w:space="0" w:color="000000"/>
@@ -2533,41 +2556,41 @@
             </w:r>
             <w:r>
               <w:rPr>
-                <w:sz w:val="20"/>
+                <w:rFonts w:ascii="Calibri" w:hAnsi="Calibri"/>
                 <w:b/>
-                <w:szCs w:val="20"/>
                 <w:bCs/>
-                <w:rFonts w:ascii="Calibri" w:hAnsi="Calibri"/>
+                <w:sz w:val="20"/>
+                <w:szCs w:val="20"/>
               </w:rPr>
               <w:instrText xml:space="preserve"> =sum (E2:E7)</w:instrText>
             </w:r>
             <w:r>
               <w:rPr>
-                <w:sz w:val="20"/>
+                <w:rFonts w:ascii="Calibri" w:hAnsi="Calibri"/>
                 <w:b/>
-                <w:szCs w:val="20"/>
                 <w:bCs/>
-                <w:rFonts w:ascii="Calibri" w:hAnsi="Calibri"/>
+                <w:sz w:val="20"/>
+                <w:szCs w:val="20"/>
               </w:rPr>
               <w:fldChar w:fldCharType="separate"/>
             </w:r>
             <w:r>
               <w:rPr>
-                <w:sz w:val="20"/>
+                <w:rFonts w:ascii="Calibri" w:hAnsi="Calibri"/>
                 <w:b/>
-                <w:szCs w:val="20"/>
                 <w:bCs/>
-                <w:rFonts w:ascii="Calibri" w:hAnsi="Calibri"/>
+                <w:sz w:val="20"/>
+                <w:szCs w:val="20"/>
               </w:rPr>
               <w:t>954</w:t>
             </w:r>
             <w:r>
               <w:rPr>
-                <w:sz w:val="20"/>
+                <w:rFonts w:ascii="Calibri" w:hAnsi="Calibri"/>
                 <w:b/>
-                <w:szCs w:val="20"/>
                 <w:bCs/>
-                <w:rFonts w:ascii="Calibri" w:hAnsi="Calibri"/>
+                <w:sz w:val="20"/>
+                <w:szCs w:val="20"/>
               </w:rPr>
               <w:fldChar w:fldCharType="end"/>
             </w:r>
@@ -2578,30 +2601,18 @@
     <w:p>
       <w:pPr>
         <w:sectPr>
-          <w:headerReference w:type="default" r:id="rId3"/>
+          <w:headerReference w:type="even" r:id="rId4"/>
+          <w:headerReference w:type="default" r:id="rId5"/>
+          <w:headerReference w:type="first" r:id="rId6"/>
           <w:type w:val="nextPage"/>
           <w:pgSz w:w="12240" w:h="20160"/>
           <w:pgMar w:left="1800" w:right="1800" w:gutter="0" w:header="9360" w:top="9838" w:footer="0" w:bottom="1440"/>
           <w:pgNumType w:fmt="decimal"/>
           <w:formProt w:val="false"/>
           <w:textDirection w:val="lrTb"/>
+          <w:docGrid w:type="default" w:linePitch="100" w:charSpace="0"/>
         </w:sectPr>
-        <w:pStyle w:val="Normal"/>
-        <w:bidi w:val="0"/>
-        <w:jc w:val="both"/>
-        <w:rPr>
-          <w:rFonts w:ascii="Calibri" w:hAnsi="Calibri"/>
-          <w:sz w:val="20"/>
-          <w:szCs w:val="20"/>
-        </w:rPr>
       </w:pPr>
-      <w:r>
-        <w:rPr>
-          <w:rFonts w:ascii="Calibri" w:hAnsi="Calibri"/>
-          <w:sz w:val="20"/>
-          <w:szCs w:val="20"/>
-        </w:rPr>
-      </w:r>
     </w:p>
     <w:p>
       <w:pPr>
@@ -2674,53 +2685,13 @@
       </w:r>
       <w:r>
         <w:rPr>
-          <w:sz w:val="20"/>
-          <w:b w:val="false"/>
-          <w:szCs w:val="20"/>
-          <w:bCs w:val="false"/>
-          <w:rFonts w:ascii="Calibri" w:hAnsi="Calibri"/>
-        </w:rPr>
-        <w:instrText xml:space="preserve"> DOCPROPERTY "Guarantor"</w:instrText>
-      </w:r>
-      <w:r>
-        <w:rPr>
-          <w:sz w:val="20"/>
-          <w:b w:val="false"/>
-          <w:szCs w:val="20"/>
-          <w:bCs w:val="false"/>
-          <w:rFonts w:ascii="Calibri" w:hAnsi="Calibri"/>
-        </w:rPr>
-        <w:fldChar w:fldCharType="separate"/>
-      </w:r>
-      <w:r>
-        <w:rPr>
-          <w:sz w:val="20"/>
-          <w:b w:val="false"/>
-          <w:szCs w:val="20"/>
-          <w:bCs w:val="false"/>
-          <w:rFonts w:ascii="Calibri" w:hAnsi="Calibri"/>
-        </w:rPr>
-        <w:t>Muhammad Farhan Feroz</w:t>
-      </w:r>
-      <w:r>
-        <w:rPr>
-          <w:sz w:val="20"/>
-          <w:b w:val="false"/>
-          <w:szCs w:val="20"/>
-          <w:bCs w:val="false"/>
-          <w:rFonts w:ascii="Calibri" w:hAnsi="Calibri"/>
-        </w:rPr>
-        <w:fldChar w:fldCharType="end"/>
-      </w:r>
-      <w:r>
-        <w:rPr>
           <w:rFonts w:ascii="Calibri" w:hAnsi="Calibri"/>
           <w:b w:val="false"/>
           <w:bCs w:val="false"/>
           <w:sz w:val="20"/>
           <w:szCs w:val="20"/>
         </w:rPr>
-        <w:t xml:space="preserve"> S/O </w:t>
+        <w:instrText xml:space="preserve"> DOCPROPERTY "Guarantor"</w:instrText>
       </w:r>
       <w:r>
         <w:rPr>
@@ -2730,47 +2701,7 @@
           <w:sz w:val="20"/>
           <w:szCs w:val="20"/>
         </w:rPr>
-        <w:fldChar w:fldCharType="begin"/>
-      </w:r>
-      <w:r>
-        <w:rPr>
-          <w:sz w:val="20"/>
-          <w:b w:val="false"/>
-          <w:szCs w:val="20"/>
-          <w:bCs w:val="false"/>
-          <w:rFonts w:ascii="Calibri" w:hAnsi="Calibri"/>
-        </w:rPr>
-        <w:instrText xml:space="preserve"> DOCPROPERTY "GuarantorFather"</w:instrText>
-      </w:r>
-      <w:r>
-        <w:rPr>
-          <w:sz w:val="20"/>
-          <w:b w:val="false"/>
-          <w:szCs w:val="20"/>
-          <w:bCs w:val="false"/>
-          <w:rFonts w:ascii="Calibri" w:hAnsi="Calibri"/>
-        </w:rPr>
         <w:fldChar w:fldCharType="separate"/>
-      </w:r>
-      <w:r>
-        <w:rPr>
-          <w:sz w:val="20"/>
-          <w:b w:val="false"/>
-          <w:szCs w:val="20"/>
-          <w:bCs w:val="false"/>
-          <w:rFonts w:ascii="Calibri" w:hAnsi="Calibri"/>
-        </w:rPr>
-        <w:t>Feroz Shah Afroz (Late)</w:t>
-      </w:r>
-      <w:r>
-        <w:rPr>
-          <w:sz w:val="20"/>
-          <w:b w:val="false"/>
-          <w:szCs w:val="20"/>
-          <w:bCs w:val="false"/>
-          <w:rFonts w:ascii="Calibri" w:hAnsi="Calibri"/>
-        </w:rPr>
-        <w:fldChar w:fldCharType="end"/>
       </w:r>
       <w:r>
         <w:rPr>
@@ -2780,6 +2711,86 @@
           <w:sz w:val="20"/>
           <w:szCs w:val="20"/>
         </w:rPr>
+        <w:t>Muhammad Farhan Feroz</w:t>
+      </w:r>
+      <w:r>
+        <w:rPr>
+          <w:rFonts w:ascii="Calibri" w:hAnsi="Calibri"/>
+          <w:b w:val="false"/>
+          <w:bCs w:val="false"/>
+          <w:sz w:val="20"/>
+          <w:szCs w:val="20"/>
+        </w:rPr>
+        <w:fldChar w:fldCharType="end"/>
+      </w:r>
+      <w:r>
+        <w:rPr>
+          <w:rFonts w:ascii="Calibri" w:hAnsi="Calibri"/>
+          <w:b w:val="false"/>
+          <w:bCs w:val="false"/>
+          <w:sz w:val="20"/>
+          <w:szCs w:val="20"/>
+        </w:rPr>
+        <w:t xml:space="preserve"> S/O </w:t>
+      </w:r>
+      <w:r>
+        <w:rPr>
+          <w:rFonts w:ascii="Calibri" w:hAnsi="Calibri"/>
+          <w:b w:val="false"/>
+          <w:bCs w:val="false"/>
+          <w:sz w:val="20"/>
+          <w:szCs w:val="20"/>
+        </w:rPr>
+        <w:fldChar w:fldCharType="begin"/>
+      </w:r>
+      <w:r>
+        <w:rPr>
+          <w:rFonts w:ascii="Calibri" w:hAnsi="Calibri"/>
+          <w:b w:val="false"/>
+          <w:bCs w:val="false"/>
+          <w:sz w:val="20"/>
+          <w:szCs w:val="20"/>
+        </w:rPr>
+        <w:instrText xml:space="preserve"> DOCPROPERTY "GuarantorFather"</w:instrText>
+      </w:r>
+      <w:r>
+        <w:rPr>
+          <w:rFonts w:ascii="Calibri" w:hAnsi="Calibri"/>
+          <w:b w:val="false"/>
+          <w:bCs w:val="false"/>
+          <w:sz w:val="20"/>
+          <w:szCs w:val="20"/>
+        </w:rPr>
+        <w:fldChar w:fldCharType="separate"/>
+      </w:r>
+      <w:r>
+        <w:rPr>
+          <w:rFonts w:ascii="Calibri" w:hAnsi="Calibri"/>
+          <w:b w:val="false"/>
+          <w:bCs w:val="false"/>
+          <w:sz w:val="20"/>
+          <w:szCs w:val="20"/>
+        </w:rPr>
+        <w:t>Feroz Shah Afroz (Late)</w:t>
+      </w:r>
+      <w:r>
+        <w:rPr>
+          <w:rFonts w:ascii="Calibri" w:hAnsi="Calibri"/>
+          <w:b w:val="false"/>
+          <w:bCs w:val="false"/>
+          <w:sz w:val="20"/>
+          <w:szCs w:val="20"/>
+        </w:rPr>
+        <w:fldChar w:fldCharType="end"/>
+      </w:r>
+      <w:r>
+        <w:rPr>
+          <w:rFonts w:ascii="Calibri" w:hAnsi="Calibri"/>
+          <w:b w:val="false"/>
+          <w:bCs w:val="false"/>
+          <w:sz w:val="20"/>
+          <w:szCs w:val="20"/>
+        </w:rPr>
         <w:t xml:space="preserve"> (hereinafter called the guarantor) do hereby request you to issue duplicate certificate against lost / misplaced for </w:t>
       </w:r>
       <w:r>
@@ -2804,41 +2815,41 @@
       </w:r>
       <w:r>
         <w:rPr>
-          <w:sz w:val="20"/>
+          <w:rFonts w:ascii="Calibri" w:hAnsi="Calibri"/>
           <w:b/>
-          <w:szCs w:val="20"/>
           <w:bCs/>
-          <w:rFonts w:ascii="Calibri" w:hAnsi="Calibri"/>
+          <w:sz w:val="20"/>
+          <w:szCs w:val="20"/>
         </w:rPr>
         <w:instrText xml:space="preserve"> DOCPROPERTY "NrOfSharesLost1"</w:instrText>
       </w:r>
       <w:r>
         <w:rPr>
-          <w:sz w:val="20"/>
+          <w:rFonts w:ascii="Calibri" w:hAnsi="Calibri"/>
           <w:b/>
-          <w:szCs w:val="20"/>
           <w:bCs/>
-          <w:rFonts w:ascii="Calibri" w:hAnsi="Calibri"/>
+          <w:sz w:val="20"/>
+          <w:szCs w:val="20"/>
         </w:rPr>
         <w:fldChar w:fldCharType="separate"/>
       </w:r>
       <w:r>
         <w:rPr>
-          <w:sz w:val="20"/>
+          <w:rFonts w:ascii="Calibri" w:hAnsi="Calibri"/>
           <w:b/>
-          <w:szCs w:val="20"/>
           <w:bCs/>
-          <w:rFonts w:ascii="Calibri" w:hAnsi="Calibri"/>
+          <w:sz w:val="20"/>
+          <w:szCs w:val="20"/>
         </w:rPr>
         <w:t>954</w:t>
       </w:r>
       <w:r>
         <w:rPr>
-          <w:sz w:val="20"/>
+          <w:rFonts w:ascii="Calibri" w:hAnsi="Calibri"/>
           <w:b/>
-          <w:szCs w:val="20"/>
           <w:bCs/>
-          <w:rFonts w:ascii="Calibri" w:hAnsi="Calibri"/>
+          <w:sz w:val="20"/>
+          <w:szCs w:val="20"/>
         </w:rPr>
         <w:fldChar w:fldCharType="end"/>
       </w:r>
@@ -2982,12 +2993,29 @@
       <w:r>
         <w:rPr>
           <w:rFonts w:ascii="Calibri" w:hAnsi="Calibri"/>
+          <w:sz w:val="20"/>
+          <w:szCs w:val="20"/>
+        </w:rPr>
+        <w:t>15</w:t>
+      </w:r>
+      <w:r>
+        <w:rPr>
+          <w:rFonts w:ascii="Calibri" w:hAnsi="Calibri"/>
           <w:b/>
           <w:bCs/>
           <w:sz w:val="20"/>
           <w:szCs w:val="20"/>
-        </w:rPr>
-        <w:t>28</w:t>
+          <w:vertAlign w:val="superscript"/>
+        </w:rPr>
+        <w:t>th</w:t>
+      </w:r>
+      <w:r>
+        <w:rPr>
+          <w:rFonts w:ascii="Calibri" w:hAnsi="Calibri"/>
+          <w:sz w:val="20"/>
+          <w:szCs w:val="20"/>
+        </w:rPr>
+        <w:t xml:space="preserve"> day of</w:t>
       </w:r>
       <w:r>
         <w:rPr>
@@ -2996,17 +3024,8 @@
           <w:bCs/>
           <w:sz w:val="20"/>
           <w:szCs w:val="20"/>
-          <w:vertAlign w:val="superscript"/>
-        </w:rPr>
-        <w:t>th</w:t>
-      </w:r>
-      <w:r>
-        <w:rPr>
-          <w:rFonts w:ascii="Calibri" w:hAnsi="Calibri"/>
-          <w:sz w:val="20"/>
-          <w:szCs w:val="20"/>
-        </w:rPr>
-        <w:t xml:space="preserve"> day of</w:t>
+        </w:rPr>
+        <w:t xml:space="preserve"> </w:t>
       </w:r>
       <w:r>
         <w:rPr>
@@ -3016,7 +3035,7 @@
           <w:sz w:val="20"/>
           <w:szCs w:val="20"/>
         </w:rPr>
-        <w:t xml:space="preserve"> </w:t>
+        <w:fldChar w:fldCharType="begin"/>
       </w:r>
       <w:r>
         <w:rPr>
@@ -3026,47 +3045,7 @@
           <w:sz w:val="20"/>
           <w:szCs w:val="20"/>
         </w:rPr>
-        <w:fldChar w:fldCharType="begin"/>
-      </w:r>
-      <w:r>
-        <w:rPr>
-          <w:sz w:val="20"/>
-          <w:b/>
-          <w:szCs w:val="20"/>
-          <w:bCs/>
-          <w:rFonts w:ascii="Calibri" w:hAnsi="Calibri"/>
-        </w:rPr>
         <w:instrText xml:space="preserve"> DOCPROPERTY "PrintDate"</w:instrText>
-      </w:r>
-      <w:r>
-        <w:rPr>
-          <w:sz w:val="20"/>
-          <w:b/>
-          <w:szCs w:val="20"/>
-          <w:bCs/>
-          <w:rFonts w:ascii="Calibri" w:hAnsi="Calibri"/>
-        </w:rPr>
-        <w:fldChar w:fldCharType="separate"/>
-      </w:r>
-      <w:r>
-        <w:rPr>
-          <w:sz w:val="20"/>
-          <w:b/>
-          <w:szCs w:val="20"/>
-          <w:bCs/>
-          <w:rFonts w:ascii="Calibri" w:hAnsi="Calibri"/>
-        </w:rPr>
-        <w:t>October</w:t>
-      </w:r>
-      <w:r>
-        <w:rPr>
-          <w:sz w:val="20"/>
-          <w:b/>
-          <w:szCs w:val="20"/>
-          <w:bCs/>
-          <w:rFonts w:ascii="Calibri" w:hAnsi="Calibri"/>
-        </w:rPr>
-        <w:fldChar w:fldCharType="end"/>
       </w:r>
       <w:r>
         <w:rPr>
@@ -3076,7 +3055,37 @@
           <w:sz w:val="20"/>
           <w:szCs w:val="20"/>
         </w:rPr>
-        <w:t>, 2025</w:t>
+        <w:fldChar w:fldCharType="separate"/>
+      </w:r>
+      <w:r>
+        <w:rPr>
+          <w:rFonts w:ascii="Calibri" w:hAnsi="Calibri"/>
+          <w:b/>
+          <w:bCs/>
+          <w:sz w:val="20"/>
+          <w:szCs w:val="20"/>
+        </w:rPr>
+        <w:t>April</w:t>
+      </w:r>
+      <w:r>
+        <w:rPr>
+          <w:rFonts w:ascii="Calibri" w:hAnsi="Calibri"/>
+          <w:b/>
+          <w:bCs/>
+          <w:sz w:val="20"/>
+          <w:szCs w:val="20"/>
+        </w:rPr>
+        <w:fldChar w:fldCharType="end"/>
+      </w:r>
+      <w:r>
+        <w:rPr>
+          <w:rFonts w:ascii="Calibri" w:hAnsi="Calibri"/>
+          <w:b/>
+          <w:bCs/>
+          <w:sz w:val="20"/>
+          <w:szCs w:val="20"/>
+        </w:rPr>
+        <w:t>, 2026</w:t>
       </w:r>
       <w:r>
         <w:rPr>
@@ -3125,17 +3134,17 @@
       </w:tblPr>
       <w:tblGrid>
         <w:gridCol w:w="182"/>
-        <w:gridCol w:w="1116"/>
-        <w:gridCol w:w="3017"/>
+        <w:gridCol w:w="1114"/>
+        <w:gridCol w:w="3018"/>
         <w:gridCol w:w="183"/>
         <w:gridCol w:w="1283"/>
-        <w:gridCol w:w="2858"/>
+        <w:gridCol w:w="2860"/>
       </w:tblGrid>
       <w:tr>
         <w:trPr/>
         <w:tc>
           <w:tcPr>
-            <w:tcW w:w="4315" w:type="dxa"/>
+            <w:tcW w:w="4314" w:type="dxa"/>
             <w:gridSpan w:val="3"/>
             <w:tcBorders/>
           </w:tcPr>
@@ -3229,7 +3238,7 @@
         </w:tc>
         <w:tc>
           <w:tcPr>
-            <w:tcW w:w="4141" w:type="dxa"/>
+            <w:tcW w:w="4143" w:type="dxa"/>
             <w:gridSpan w:val="2"/>
             <w:tcBorders/>
           </w:tcPr>
@@ -3288,7 +3297,7 @@
         </w:tc>
         <w:tc>
           <w:tcPr>
-            <w:tcW w:w="1116" w:type="dxa"/>
+            <w:tcW w:w="1114" w:type="dxa"/>
             <w:tcBorders/>
           </w:tcPr>
           <w:p>
@@ -3313,7 +3322,7 @@
         </w:tc>
         <w:tc>
           <w:tcPr>
-            <w:tcW w:w="3017" w:type="dxa"/>
+            <w:tcW w:w="3018" w:type="dxa"/>
             <w:tcBorders/>
           </w:tcPr>
           <w:p>
@@ -3420,7 +3429,7 @@
         </w:tc>
         <w:tc>
           <w:tcPr>
-            <w:tcW w:w="2858" w:type="dxa"/>
+            <w:tcW w:w="2860" w:type="dxa"/>
             <w:tcBorders/>
           </w:tcPr>
           <w:p>
@@ -3439,7 +3448,7 @@
                 <w:szCs w:val="20"/>
               </w:rPr>
               <w:drawing>
-                <wp:anchor behindDoc="0" distT="0" distB="0" distL="0" distR="0" simplePos="0" locked="0" layoutInCell="0" allowOverlap="1" relativeHeight="2">
+                <wp:anchor distT="0" distB="0" distL="0" distR="0" simplePos="0" relativeHeight="2" behindDoc="0" locked="0" layoutInCell="1" allowOverlap="1">
                   <wp:simplePos x="0" y="0"/>
                   <wp:positionH relativeFrom="column">
                     <wp:align>center</wp:align>
@@ -3450,7 +3459,7 @@
                   <wp:extent cx="1151890" cy="467995"/>
                   <wp:effectExtent l="0" t="0" r="0" b="0"/>
                   <wp:wrapSquare wrapText="largest"/>
-                  <wp:docPr id="2" name="Image1"/>
+                  <wp:docPr id="3" name="Image1"/>
                   <wp:cNvGraphicFramePr>
                     <a:graphicFrameLocks xmlns:a="http://schemas.openxmlformats.org/drawingml/2006/main" noChangeAspect="1"/>
                   </wp:cNvGraphicFramePr>
@@ -3458,13 +3467,13 @@
                     <a:graphicData uri="http://schemas.openxmlformats.org/drawingml/2006/picture">
                       <pic:pic xmlns:pic="http://schemas.openxmlformats.org/drawingml/2006/picture">
                         <pic:nvPicPr>
-                          <pic:cNvPr id="2" name="Image1"/>
+                          <pic:cNvPr id="3" name="Image1"/>
                           <pic:cNvPicPr>
                             <a:picLocks noChangeAspect="1" noChangeArrowheads="1"/>
                           </pic:cNvPicPr>
                         </pic:nvPicPr>
                         <pic:blipFill>
-                          <a:blip r:embed="rId4"/>
+                          <a:blip r:embed="rId7"/>
                           <a:stretch>
                             <a:fillRect/>
                           </a:stretch>
@@ -3515,7 +3524,7 @@
         </w:tc>
         <w:tc>
           <w:tcPr>
-            <w:tcW w:w="1116" w:type="dxa"/>
+            <w:tcW w:w="1114" w:type="dxa"/>
             <w:tcBorders/>
           </w:tcPr>
           <w:p>
@@ -3540,7 +3549,7 @@
         </w:tc>
         <w:tc>
           <w:tcPr>
-            <w:tcW w:w="3017" w:type="dxa"/>
+            <w:tcW w:w="3018" w:type="dxa"/>
             <w:tcBorders/>
           </w:tcPr>
           <w:p>
@@ -3612,7 +3621,7 @@
         </w:tc>
         <w:tc>
           <w:tcPr>
-            <w:tcW w:w="2858" w:type="dxa"/>
+            <w:tcW w:w="2860" w:type="dxa"/>
             <w:tcBorders/>
           </w:tcPr>
           <w:p>
@@ -3662,7 +3671,7 @@
         </w:tc>
         <w:tc>
           <w:tcPr>
-            <w:tcW w:w="1116" w:type="dxa"/>
+            <w:tcW w:w="1114" w:type="dxa"/>
             <w:tcBorders/>
           </w:tcPr>
           <w:p>
@@ -3687,7 +3696,7 @@
         </w:tc>
         <w:tc>
           <w:tcPr>
-            <w:tcW w:w="3017" w:type="dxa"/>
+            <w:tcW w:w="3018" w:type="dxa"/>
             <w:tcBorders/>
           </w:tcPr>
           <w:p>
@@ -3759,7 +3768,7 @@
         </w:tc>
         <w:tc>
           <w:tcPr>
-            <w:tcW w:w="2858" w:type="dxa"/>
+            <w:tcW w:w="2860" w:type="dxa"/>
             <w:tcBorders/>
           </w:tcPr>
           <w:p>
@@ -3809,7 +3818,7 @@
         </w:tc>
         <w:tc>
           <w:tcPr>
-            <w:tcW w:w="1116" w:type="dxa"/>
+            <w:tcW w:w="1114" w:type="dxa"/>
             <w:tcBorders/>
           </w:tcPr>
           <w:p>
@@ -3834,7 +3843,7 @@
         </w:tc>
         <w:tc>
           <w:tcPr>
-            <w:tcW w:w="3017" w:type="dxa"/>
+            <w:tcW w:w="3018" w:type="dxa"/>
             <w:tcBorders/>
           </w:tcPr>
           <w:p>
@@ -3906,7 +3915,7 @@
         </w:tc>
         <w:tc>
           <w:tcPr>
-            <w:tcW w:w="2858" w:type="dxa"/>
+            <w:tcW w:w="2860" w:type="dxa"/>
             <w:tcBorders/>
           </w:tcPr>
           <w:p>
@@ -3956,7 +3965,7 @@
         </w:tc>
         <w:tc>
           <w:tcPr>
-            <w:tcW w:w="1116" w:type="dxa"/>
+            <w:tcW w:w="1114" w:type="dxa"/>
             <w:tcBorders/>
           </w:tcPr>
           <w:p>
@@ -3981,7 +3990,7 @@
         </w:tc>
         <w:tc>
           <w:tcPr>
-            <w:tcW w:w="3017" w:type="dxa"/>
+            <w:tcW w:w="3018" w:type="dxa"/>
             <w:tcBorders/>
           </w:tcPr>
           <w:p>
@@ -4072,7 +4081,7 @@
         </w:tc>
         <w:tc>
           <w:tcPr>
-            <w:tcW w:w="2858" w:type="dxa"/>
+            <w:tcW w:w="2860" w:type="dxa"/>
             <w:tcBorders/>
           </w:tcPr>
           <w:p>
@@ -4140,7 +4149,7 @@
         </w:tc>
         <w:tc>
           <w:tcPr>
-            <w:tcW w:w="1116" w:type="dxa"/>
+            <w:tcW w:w="1114" w:type="dxa"/>
             <w:tcBorders/>
           </w:tcPr>
           <w:p>
@@ -4165,7 +4174,7 @@
         </w:tc>
         <w:tc>
           <w:tcPr>
-            <w:tcW w:w="3017" w:type="dxa"/>
+            <w:tcW w:w="3018" w:type="dxa"/>
             <w:tcBorders/>
           </w:tcPr>
           <w:p>
@@ -4237,7 +4246,7 @@
         </w:tc>
         <w:tc>
           <w:tcPr>
-            <w:tcW w:w="2858" w:type="dxa"/>
+            <w:tcW w:w="2860" w:type="dxa"/>
             <w:tcBorders/>
           </w:tcPr>
           <w:p>
@@ -4287,30 +4296,30 @@
         </w:tc>
         <w:tc>
           <w:tcPr>
-            <w:tcW w:w="1116" w:type="dxa"/>
-            <w:tcBorders/>
-          </w:tcPr>
-          <w:p>
-            <w:pPr>
-              <w:pStyle w:val="TableContents"/>
-              <w:rPr>
-                <w:rFonts w:ascii="Calibri" w:hAnsi="Calibri"/>
-                <w:sz w:val="20"/>
-                <w:szCs w:val="20"/>
-              </w:rPr>
-            </w:pPr>
-            <w:r>
-              <w:rPr>
-                <w:rFonts w:ascii="Calibri" w:hAnsi="Calibri"/>
-                <w:sz w:val="20"/>
-                <w:szCs w:val="20"/>
-              </w:rPr>
-            </w:r>
-          </w:p>
-        </w:tc>
-        <w:tc>
-          <w:tcPr>
-            <w:tcW w:w="3017" w:type="dxa"/>
+            <w:tcW w:w="1114" w:type="dxa"/>
+            <w:tcBorders/>
+          </w:tcPr>
+          <w:p>
+            <w:pPr>
+              <w:pStyle w:val="TableContents"/>
+              <w:rPr>
+                <w:rFonts w:ascii="Calibri" w:hAnsi="Calibri"/>
+                <w:sz w:val="20"/>
+                <w:szCs w:val="20"/>
+              </w:rPr>
+            </w:pPr>
+            <w:r>
+              <w:rPr>
+                <w:rFonts w:ascii="Calibri" w:hAnsi="Calibri"/>
+                <w:sz w:val="20"/>
+                <w:szCs w:val="20"/>
+              </w:rPr>
+            </w:r>
+          </w:p>
+        </w:tc>
+        <w:tc>
+          <w:tcPr>
+            <w:tcW w:w="3018" w:type="dxa"/>
             <w:tcBorders/>
           </w:tcPr>
           <w:p>
@@ -4379,7 +4388,7 @@
         </w:tc>
         <w:tc>
           <w:tcPr>
-            <w:tcW w:w="2858" w:type="dxa"/>
+            <w:tcW w:w="2860" w:type="dxa"/>
             <w:tcBorders/>
           </w:tcPr>
           <w:p>
@@ -4397,7 +4406,7 @@
         <w:trPr/>
         <w:tc>
           <w:tcPr>
-            <w:tcW w:w="4315" w:type="dxa"/>
+            <w:tcW w:w="4314" w:type="dxa"/>
             <w:gridSpan w:val="3"/>
             <w:tcBorders/>
           </w:tcPr>
@@ -4455,7 +4464,7 @@
         </w:tc>
         <w:tc>
           <w:tcPr>
-            <w:tcW w:w="4141" w:type="dxa"/>
+            <w:tcW w:w="4143" w:type="dxa"/>
             <w:gridSpan w:val="2"/>
             <w:tcBorders/>
           </w:tcPr>
@@ -4510,7 +4519,7 @@
         </w:tc>
         <w:tc>
           <w:tcPr>
-            <w:tcW w:w="1116" w:type="dxa"/>
+            <w:tcW w:w="1114" w:type="dxa"/>
             <w:tcBorders/>
           </w:tcPr>
           <w:p>
@@ -4535,7 +4544,7 @@
         </w:tc>
         <w:tc>
           <w:tcPr>
-            <w:tcW w:w="3017" w:type="dxa"/>
+            <w:tcW w:w="3018" w:type="dxa"/>
             <w:tcBorders/>
           </w:tcPr>
           <w:p>
@@ -4642,7 +4651,7 @@
         </w:tc>
         <w:tc>
           <w:tcPr>
-            <w:tcW w:w="2858" w:type="dxa"/>
+            <w:tcW w:w="2860" w:type="dxa"/>
             <w:tcBorders/>
           </w:tcPr>
           <w:p>
@@ -4691,7 +4700,7 @@
         </w:tc>
         <w:tc>
           <w:tcPr>
-            <w:tcW w:w="1116" w:type="dxa"/>
+            <w:tcW w:w="1114" w:type="dxa"/>
             <w:tcBorders/>
           </w:tcPr>
           <w:p>
@@ -4716,7 +4725,7 @@
         </w:tc>
         <w:tc>
           <w:tcPr>
-            <w:tcW w:w="3017" w:type="dxa"/>
+            <w:tcW w:w="3018" w:type="dxa"/>
             <w:tcBorders/>
           </w:tcPr>
           <w:p>
@@ -4788,7 +4797,7 @@
         </w:tc>
         <w:tc>
           <w:tcPr>
-            <w:tcW w:w="2858" w:type="dxa"/>
+            <w:tcW w:w="2860" w:type="dxa"/>
             <w:tcBorders/>
           </w:tcPr>
           <w:p>
@@ -4838,7 +4847,7 @@
         </w:tc>
         <w:tc>
           <w:tcPr>
-            <w:tcW w:w="1116" w:type="dxa"/>
+            <w:tcW w:w="1114" w:type="dxa"/>
             <w:tcBorders/>
           </w:tcPr>
           <w:p>
@@ -4863,7 +4872,7 @@
         </w:tc>
         <w:tc>
           <w:tcPr>
-            <w:tcW w:w="3017" w:type="dxa"/>
+            <w:tcW w:w="3018" w:type="dxa"/>
             <w:tcBorders/>
           </w:tcPr>
           <w:p>
@@ -4935,7 +4944,7 @@
         </w:tc>
         <w:tc>
           <w:tcPr>
-            <w:tcW w:w="2858" w:type="dxa"/>
+            <w:tcW w:w="2860" w:type="dxa"/>
             <w:tcBorders/>
           </w:tcPr>
           <w:p>
@@ -4985,7 +4994,7 @@
         </w:tc>
         <w:tc>
           <w:tcPr>
-            <w:tcW w:w="1116" w:type="dxa"/>
+            <w:tcW w:w="1114" w:type="dxa"/>
             <w:tcBorders/>
           </w:tcPr>
           <w:p>
@@ -5010,7 +5019,7 @@
         </w:tc>
         <w:tc>
           <w:tcPr>
-            <w:tcW w:w="3017" w:type="dxa"/>
+            <w:tcW w:w="3018" w:type="dxa"/>
             <w:tcBorders/>
           </w:tcPr>
           <w:p>
@@ -5084,7 +5093,7 @@
         </w:tc>
         <w:tc>
           <w:tcPr>
-            <w:tcW w:w="2858" w:type="dxa"/>
+            <w:tcW w:w="2860" w:type="dxa"/>
             <w:tcBorders/>
           </w:tcPr>
           <w:p>
@@ -5134,7 +5143,7 @@
         </w:tc>
         <w:tc>
           <w:tcPr>
-            <w:tcW w:w="1116" w:type="dxa"/>
+            <w:tcW w:w="1114" w:type="dxa"/>
             <w:tcBorders/>
           </w:tcPr>
           <w:p>
@@ -5159,7 +5168,7 @@
         </w:tc>
         <w:tc>
           <w:tcPr>
-            <w:tcW w:w="3017" w:type="dxa"/>
+            <w:tcW w:w="3018" w:type="dxa"/>
             <w:tcBorders/>
           </w:tcPr>
           <w:p>
@@ -5231,7 +5240,7 @@
         </w:tc>
         <w:tc>
           <w:tcPr>
-            <w:tcW w:w="2858" w:type="dxa"/>
+            <w:tcW w:w="2860" w:type="dxa"/>
             <w:tcBorders/>
           </w:tcPr>
           <w:p>
@@ -5281,7 +5290,7 @@
         </w:tc>
         <w:tc>
           <w:tcPr>
-            <w:tcW w:w="1116" w:type="dxa"/>
+            <w:tcW w:w="1114" w:type="dxa"/>
             <w:tcBorders/>
           </w:tcPr>
           <w:p>
@@ -5306,7 +5315,7 @@
         </w:tc>
         <w:tc>
           <w:tcPr>
-            <w:tcW w:w="3017" w:type="dxa"/>
+            <w:tcW w:w="3018" w:type="dxa"/>
             <w:tcBorders/>
           </w:tcPr>
           <w:p>
@@ -5378,7 +5387,7 @@
         </w:tc>
         <w:tc>
           <w:tcPr>
-            <w:tcW w:w="2858" w:type="dxa"/>
+            <w:tcW w:w="2860" w:type="dxa"/>
             <w:tcBorders/>
           </w:tcPr>
           <w:p>
@@ -5428,7 +5437,7 @@
         </w:tc>
         <w:tc>
           <w:tcPr>
-            <w:tcW w:w="1116" w:type="dxa"/>
+            <w:tcW w:w="1114" w:type="dxa"/>
             <w:tcBorders/>
           </w:tcPr>
           <w:p>
@@ -5452,7 +5461,7 @@
         </w:tc>
         <w:tc>
           <w:tcPr>
-            <w:tcW w:w="3017" w:type="dxa"/>
+            <w:tcW w:w="3018" w:type="dxa"/>
             <w:tcBorders/>
           </w:tcPr>
           <w:p>
@@ -5522,7 +5531,7 @@
         </w:tc>
         <w:tc>
           <w:tcPr>
-            <w:tcW w:w="2858" w:type="dxa"/>
+            <w:tcW w:w="2860" w:type="dxa"/>
             <w:tcBorders/>
           </w:tcPr>
           <w:p>
@@ -5566,69 +5575,94 @@
           <w:sz w:val="20"/>
           <w:szCs w:val="24"/>
         </w:rPr>
-        <w:drawing>
-          <wp:anchor behindDoc="0" distT="0" distB="0" distL="0" distR="0" simplePos="0" locked="0" layoutInCell="1" allowOverlap="1" relativeHeight="4">
-            <wp:simplePos x="0" y="0"/>
-            <wp:positionH relativeFrom="column">
-              <wp:posOffset>5463540</wp:posOffset>
-            </wp:positionH>
-            <wp:positionV relativeFrom="paragraph">
-              <wp:posOffset>1216025</wp:posOffset>
-            </wp:positionV>
-            <wp:extent cx="1151890" cy="467995"/>
-            <wp:effectExtent l="0" t="0" r="0" b="0"/>
-            <wp:wrapNone/>
-            <wp:docPr id="3" name="Image1 Copy 1 Copy 1"/>
-            <wp:cNvGraphicFramePr>
-              <a:graphicFrameLocks xmlns:a="http://schemas.openxmlformats.org/drawingml/2006/main" noChangeAspect="1"/>
-            </wp:cNvGraphicFramePr>
-            <a:graphic xmlns:a="http://schemas.openxmlformats.org/drawingml/2006/main">
-              <a:graphicData uri="http://schemas.openxmlformats.org/drawingml/2006/picture">
-                <pic:pic xmlns:pic="http://schemas.openxmlformats.org/drawingml/2006/picture">
-                  <pic:nvPicPr>
-                    <pic:cNvPr id="3" name="Image1 Copy 1 Copy 1"/>
-                    <pic:cNvPicPr>
-                      <a:picLocks noChangeAspect="1" noChangeArrowheads="1"/>
-                    </pic:cNvPicPr>
-                  </pic:nvPicPr>
-                  <pic:blipFill>
-                    <a:blip r:embed="rId5"/>
-                    <a:stretch>
-                      <a:fillRect/>
-                    </a:stretch>
-                  </pic:blipFill>
-                  <pic:spPr bwMode="auto">
-                    <a:xfrm rot="16200000">
-                      <a:off x="0" y="0"/>
-                      <a:ext cx="1151890" cy="467995"/>
-                    </a:xfrm>
-                    <a:prstGeom prst="rect">
-                      <a:avLst/>
-                    </a:prstGeom>
-                    <a:noFill/>
-                  </pic:spPr>
-                </pic:pic>
-              </a:graphicData>
-            </a:graphic>
-          </wp:anchor>
-        </w:drawing>
+        <mc:AlternateContent>
+          <mc:Choice Requires="wps">
+            <w:drawing>
+              <wp:anchor distT="0" distB="0" distL="0" distR="0" simplePos="0" relativeHeight="4" behindDoc="0" locked="0" layoutInCell="1" allowOverlap="1">
+                <wp:simplePos x="0" y="0"/>
+                <wp:positionH relativeFrom="column">
+                  <wp:posOffset>5464810</wp:posOffset>
+                </wp:positionH>
+                <wp:positionV relativeFrom="paragraph">
+                  <wp:posOffset>1216025</wp:posOffset>
+                </wp:positionV>
+                <wp:extent cx="1151890" cy="467995"/>
+                <wp:effectExtent l="0" t="0" r="0" b="0"/>
+                <wp:wrapNone/>
+                <wp:docPr id="4" name="Image1 Copy 1 Copy 1"/>
+                <a:graphic xmlns:a="http://schemas.openxmlformats.org/drawingml/2006/main">
+                  <a:graphicData uri="http://schemas.openxmlformats.org/drawingml/2006/picture">
+                    <pic:pic xmlns:pic="http://schemas.openxmlformats.org/drawingml/2006/picture">
+                      <pic:nvPicPr>
+                        <pic:cNvPr id="5" name="Image1 Copy 1 Copy 1"/>
+                        <pic:cNvPicPr/>
+                      </pic:nvPicPr>
+                      <pic:blipFill>
+                        <a:blip r:embed="rId8"/>
+                        <a:stretch/>
+                      </pic:blipFill>
+                      <pic:spPr>
+                        <a:xfrm rot="16200000">
+                          <a:off x="0" y="0"/>
+                          <a:ext cx="1152000" cy="468000"/>
+                        </a:xfrm>
+                        <a:prstGeom prst="rect">
+                          <a:avLst/>
+                        </a:prstGeom>
+                        <a:noFill/>
+                        <a:ln w="0">
+                          <a:noFill/>
+                        </a:ln>
+                      </pic:spPr>
+                    </pic:pic>
+                  </a:graphicData>
+                </a:graphic>
+              </wp:anchor>
+            </w:drawing>
+          </mc:Choice>
+          <mc:Fallback>
+            <w:pict>
+              <v:shape id="shape_0" stroked="f" o:allowincell="f" style="position:absolute;margin-left:430.3pt;margin-top:95.7pt;width:90.65pt;height:36.8pt;mso-wrap-style:none;v-text-anchor:middle;rotation:270" type="_x0000_t75">
+                <v:imagedata r:id="rId9" o:detectmouseclick="t"/>
+                <v:stroke color="#3465a4" joinstyle="round" endcap="flat"/>
+                <w10:wrap type="none"/>
+              </v:shape>
+            </w:pict>
+          </mc:Fallback>
+        </mc:AlternateContent>
       </w:r>
     </w:p>
     <w:sectPr>
-      <w:headerReference w:type="default" r:id="rId6"/>
-      <w:headerReference w:type="first" r:id="rId7"/>
+      <w:headerReference w:type="even" r:id="rId10"/>
+      <w:headerReference w:type="default" r:id="rId11"/>
+      <w:headerReference w:type="first" r:id="rId12"/>
       <w:type w:val="nextPage"/>
       <w:pgSz w:w="12240" w:h="20160"/>
       <w:pgMar w:left="1800" w:right="1800" w:gutter="0" w:header="3600" w:top="4078" w:footer="0" w:bottom="1440"/>
       <w:pgNumType w:fmt="decimal"/>
       <w:formProt w:val="false"/>
       <w:textDirection w:val="lrTb"/>
+      <w:docGrid w:type="default" w:linePitch="100" w:charSpace="0"/>
     </w:sectPr>
   </w:body>
 </w:document>
 </file>
 
 <file path=word/header1.xml><?xml version="1.0" encoding="utf-8"?>
+<w:hdr xmlns:o="urn:schemas-microsoft-com:office:office" xmlns:r="http://schemas.openxmlformats.org/officeDocument/2006/relationships" xmlns:v="urn:schemas-microsoft-com:vml" xmlns:w="http://schemas.openxmlformats.org/wordprocessingml/2006/main" xmlns:w10="urn:schemas-microsoft-com:office:word" xmlns:wp="http://schemas.openxmlformats.org/drawingml/2006/wordprocessingDrawing" xmlns:pic="http://schemas.openxmlformats.org/drawingml/2006/picture" xmlns:wps="http://schemas.microsoft.com/office/word/2010/wordprocessingShape" xmlns:wpg="http://schemas.microsoft.com/office/word/2010/wordprocessingGroup" xmlns:mc="http://schemas.openxmlformats.org/markup-compatibility/2006" xmlns:wp14="http://schemas.microsoft.com/office/word/2010/wordprocessingDrawing" xmlns:w14="http://schemas.microsoft.com/office/word/2010/wordml" xmlns:w15="http://schemas.microsoft.com/office/word/2012/wordml" mc:Ignorable="w14 wp14 w15">
+  <w:p>
+    <w:pPr>
+      <w:pStyle w:val="Header"/>
+      <w:rPr/>
+    </w:pPr>
+    <w:r>
+      <w:rPr/>
+    </w:r>
+  </w:p>
+</w:hdr>
+</file>
+
+<file path=word/header2.xml><?xml version="1.0" encoding="utf-8"?>
 <w:hdr xmlns:o="urn:schemas-microsoft-com:office:office" xmlns:r="http://schemas.openxmlformats.org/officeDocument/2006/relationships" xmlns:v="urn:schemas-microsoft-com:vml" xmlns:w="http://schemas.openxmlformats.org/wordprocessingml/2006/main" xmlns:w10="urn:schemas-microsoft-com:office:word" xmlns:wp="http://schemas.openxmlformats.org/drawingml/2006/wordprocessingDrawing" xmlns:pic="http://schemas.openxmlformats.org/drawingml/2006/picture" xmlns:wps="http://schemas.microsoft.com/office/word/2010/wordprocessingShape" xmlns:wpg="http://schemas.microsoft.com/office/word/2010/wordprocessingGroup" xmlns:mc="http://schemas.openxmlformats.org/markup-compatibility/2006" xmlns:wp14="http://schemas.microsoft.com/office/word/2010/wordprocessingDrawing" xmlns:w14="http://schemas.microsoft.com/office/word/2010/wordml" xmlns:w15="http://schemas.microsoft.com/office/word/2012/wordml" mc:Ignorable="w14 wp14 w15">
   <w:p>
     <w:pPr>
@@ -5661,37 +5695,37 @@
     </w:r>
     <w:r>
       <w:rPr>
+        <w:rFonts w:ascii="Calibri" w:hAnsi="Calibri"/>
         <w:sz w:val="16"/>
+        <w:szCs w:val="16"/>
         <w:u w:val="single"/>
-        <w:szCs w:val="16"/>
-        <w:rFonts w:ascii="Calibri" w:hAnsi="Calibri"/>
       </w:rPr>
       <w:instrText xml:space="preserve"> PAGE </w:instrText>
     </w:r>
     <w:r>
       <w:rPr>
+        <w:rFonts w:ascii="Calibri" w:hAnsi="Calibri"/>
         <w:sz w:val="16"/>
+        <w:szCs w:val="16"/>
         <w:u w:val="single"/>
-        <w:szCs w:val="16"/>
-        <w:rFonts w:ascii="Calibri" w:hAnsi="Calibri"/>
       </w:rPr>
       <w:fldChar w:fldCharType="separate"/>
     </w:r>
     <w:r>
       <w:rPr>
+        <w:rFonts w:ascii="Calibri" w:hAnsi="Calibri"/>
         <w:sz w:val="16"/>
+        <w:szCs w:val="16"/>
         <w:u w:val="single"/>
-        <w:szCs w:val="16"/>
-        <w:rFonts w:ascii="Calibri" w:hAnsi="Calibri"/>
       </w:rPr>
       <w:t>1</w:t>
     </w:r>
     <w:r>
       <w:rPr>
+        <w:rFonts w:ascii="Calibri" w:hAnsi="Calibri"/>
         <w:sz w:val="16"/>
+        <w:szCs w:val="16"/>
         <w:u w:val="single"/>
-        <w:szCs w:val="16"/>
-        <w:rFonts w:ascii="Calibri" w:hAnsi="Calibri"/>
       </w:rPr>
       <w:fldChar w:fldCharType="end"/>
     </w:r>
@@ -5699,7 +5733,92 @@
 </w:hdr>
 </file>
 
-<file path=word/header2.xml><?xml version="1.0" encoding="utf-8"?>
+<file path=word/header3.xml><?xml version="1.0" encoding="utf-8"?>
+<w:hdr xmlns:o="urn:schemas-microsoft-com:office:office" xmlns:r="http://schemas.openxmlformats.org/officeDocument/2006/relationships" xmlns:v="urn:schemas-microsoft-com:vml" xmlns:w="http://schemas.openxmlformats.org/wordprocessingml/2006/main" xmlns:w10="urn:schemas-microsoft-com:office:word" xmlns:wp="http://schemas.openxmlformats.org/drawingml/2006/wordprocessingDrawing" xmlns:pic="http://schemas.openxmlformats.org/drawingml/2006/picture" xmlns:wps="http://schemas.microsoft.com/office/word/2010/wordprocessingShape" xmlns:wpg="http://schemas.microsoft.com/office/word/2010/wordprocessingGroup" xmlns:mc="http://schemas.openxmlformats.org/markup-compatibility/2006" xmlns:wp14="http://schemas.microsoft.com/office/word/2010/wordprocessingDrawing" xmlns:w14="http://schemas.microsoft.com/office/word/2010/wordml" xmlns:w15="http://schemas.microsoft.com/office/word/2012/wordml" mc:Ignorable="w14 wp14 w15">
+  <w:p>
+    <w:pPr>
+      <w:pStyle w:val="Header"/>
+      <w:jc w:val="center"/>
+      <w:rPr>
+        <w:rFonts w:ascii="Calibri" w:hAnsi="Calibri"/>
+        <w:sz w:val="16"/>
+        <w:szCs w:val="16"/>
+        <w:u w:val="single"/>
+      </w:rPr>
+    </w:pPr>
+    <w:r>
+      <w:rPr>
+        <w:rFonts w:ascii="Calibri" w:hAnsi="Calibri"/>
+        <w:sz w:val="16"/>
+        <w:szCs w:val="16"/>
+        <w:u w:val="single"/>
+      </w:rPr>
+      <w:t xml:space="preserve">Page # </w:t>
+    </w:r>
+    <w:r>
+      <w:rPr>
+        <w:rFonts w:ascii="Calibri" w:hAnsi="Calibri"/>
+        <w:sz w:val="16"/>
+        <w:szCs w:val="16"/>
+        <w:u w:val="single"/>
+      </w:rPr>
+      <w:fldChar w:fldCharType="begin"/>
+    </w:r>
+    <w:r>
+      <w:rPr>
+        <w:rFonts w:ascii="Calibri" w:hAnsi="Calibri"/>
+        <w:sz w:val="16"/>
+        <w:szCs w:val="16"/>
+        <w:u w:val="single"/>
+      </w:rPr>
+      <w:instrText xml:space="preserve"> PAGE </w:instrText>
+    </w:r>
+    <w:r>
+      <w:rPr>
+        <w:rFonts w:ascii="Calibri" w:hAnsi="Calibri"/>
+        <w:sz w:val="16"/>
+        <w:szCs w:val="16"/>
+        <w:u w:val="single"/>
+      </w:rPr>
+      <w:fldChar w:fldCharType="separate"/>
+    </w:r>
+    <w:r>
+      <w:rPr>
+        <w:rFonts w:ascii="Calibri" w:hAnsi="Calibri"/>
+        <w:sz w:val="16"/>
+        <w:szCs w:val="16"/>
+        <w:u w:val="single"/>
+      </w:rPr>
+      <w:t>1</w:t>
+    </w:r>
+    <w:r>
+      <w:rPr>
+        <w:rFonts w:ascii="Calibri" w:hAnsi="Calibri"/>
+        <w:sz w:val="16"/>
+        <w:szCs w:val="16"/>
+        <w:u w:val="single"/>
+      </w:rPr>
+      <w:fldChar w:fldCharType="end"/>
+    </w:r>
+  </w:p>
+</w:hdr>
+</file>
+
+<file path=word/header4.xml><?xml version="1.0" encoding="utf-8"?>
+<w:hdr xmlns:o="urn:schemas-microsoft-com:office:office" xmlns:r="http://schemas.openxmlformats.org/officeDocument/2006/relationships" xmlns:v="urn:schemas-microsoft-com:vml" xmlns:w="http://schemas.openxmlformats.org/wordprocessingml/2006/main" xmlns:w10="urn:schemas-microsoft-com:office:word" xmlns:wp="http://schemas.openxmlformats.org/drawingml/2006/wordprocessingDrawing" xmlns:pic="http://schemas.openxmlformats.org/drawingml/2006/picture" xmlns:wps="http://schemas.microsoft.com/office/word/2010/wordprocessingShape" xmlns:wpg="http://schemas.microsoft.com/office/word/2010/wordprocessingGroup" xmlns:mc="http://schemas.openxmlformats.org/markup-compatibility/2006" xmlns:wp14="http://schemas.microsoft.com/office/word/2010/wordprocessingDrawing" xmlns:w14="http://schemas.microsoft.com/office/word/2010/wordml" xmlns:w15="http://schemas.microsoft.com/office/word/2012/wordml" mc:Ignorable="w14 wp14 w15">
+  <w:p>
+    <w:pPr>
+      <w:pStyle w:val="Header"/>
+      <w:rPr/>
+    </w:pPr>
+    <w:r>
+      <w:rPr/>
+    </w:r>
+  </w:p>
+</w:hdr>
+</file>
+
+<file path=word/header5.xml><?xml version="1.0" encoding="utf-8"?>
 <w:hdr xmlns:o="urn:schemas-microsoft-com:office:office" xmlns:r="http://schemas.openxmlformats.org/officeDocument/2006/relationships" xmlns:v="urn:schemas-microsoft-com:vml" xmlns:w="http://schemas.openxmlformats.org/wordprocessingml/2006/main" xmlns:w10="urn:schemas-microsoft-com:office:word" xmlns:wp="http://schemas.openxmlformats.org/drawingml/2006/wordprocessingDrawing" xmlns:pic="http://schemas.openxmlformats.org/drawingml/2006/picture" xmlns:wps="http://schemas.microsoft.com/office/word/2010/wordprocessingShape" xmlns:wpg="http://schemas.microsoft.com/office/word/2010/wordprocessingGroup" xmlns:mc="http://schemas.openxmlformats.org/markup-compatibility/2006" xmlns:wp14="http://schemas.microsoft.com/office/word/2010/wordprocessingDrawing" xmlns:w14="http://schemas.microsoft.com/office/word/2010/wordml" xmlns:w15="http://schemas.microsoft.com/office/word/2012/wordml" mc:Ignorable="w14 wp14 w15">
   <w:p>
     <w:pPr>
@@ -5732,37 +5851,37 @@
     </w:r>
     <w:r>
       <w:rPr>
+        <w:rFonts w:ascii="Calibri" w:hAnsi="Calibri"/>
         <w:sz w:val="16"/>
+        <w:szCs w:val="24"/>
         <w:u w:val="single"/>
-        <w:szCs w:val="24"/>
-        <w:rFonts w:ascii="Calibri" w:hAnsi="Calibri"/>
       </w:rPr>
       <w:instrText xml:space="preserve"> PAGE </w:instrText>
     </w:r>
     <w:r>
       <w:rPr>
+        <w:rFonts w:ascii="Calibri" w:hAnsi="Calibri"/>
         <w:sz w:val="16"/>
+        <w:szCs w:val="24"/>
         <w:u w:val="single"/>
-        <w:szCs w:val="24"/>
-        <w:rFonts w:ascii="Calibri" w:hAnsi="Calibri"/>
       </w:rPr>
       <w:fldChar w:fldCharType="separate"/>
     </w:r>
     <w:r>
       <w:rPr>
+        <w:rFonts w:ascii="Calibri" w:hAnsi="Calibri"/>
         <w:sz w:val="16"/>
+        <w:szCs w:val="24"/>
         <w:u w:val="single"/>
-        <w:szCs w:val="24"/>
-        <w:rFonts w:ascii="Calibri" w:hAnsi="Calibri"/>
       </w:rPr>
       <w:t>2</w:t>
     </w:r>
     <w:r>
       <w:rPr>
+        <w:rFonts w:ascii="Calibri" w:hAnsi="Calibri"/>
         <w:sz w:val="16"/>
+        <w:szCs w:val="24"/>
         <w:u w:val="single"/>
-        <w:szCs w:val="24"/>
-        <w:rFonts w:ascii="Calibri" w:hAnsi="Calibri"/>
       </w:rPr>
       <w:fldChar w:fldCharType="end"/>
     </w:r>
@@ -5770,9 +5889,74 @@
 </w:hdr>
 </file>
 
-<file path=word/header3.xml><?xml version="1.0" encoding="utf-8"?>
+<file path=word/header6.xml><?xml version="1.0" encoding="utf-8"?>
 <w:hdr xmlns:o="urn:schemas-microsoft-com:office:office" xmlns:r="http://schemas.openxmlformats.org/officeDocument/2006/relationships" xmlns:v="urn:schemas-microsoft-com:vml" xmlns:w="http://schemas.openxmlformats.org/wordprocessingml/2006/main" xmlns:w10="urn:schemas-microsoft-com:office:word" xmlns:wp="http://schemas.openxmlformats.org/drawingml/2006/wordprocessingDrawing" xmlns:pic="http://schemas.openxmlformats.org/drawingml/2006/picture" xmlns:wps="http://schemas.microsoft.com/office/word/2010/wordprocessingShape" xmlns:wpg="http://schemas.microsoft.com/office/word/2010/wordprocessingGroup" xmlns:mc="http://schemas.openxmlformats.org/markup-compatibility/2006" xmlns:wp14="http://schemas.microsoft.com/office/word/2010/wordprocessingDrawing" xmlns:w14="http://schemas.microsoft.com/office/word/2010/wordml" xmlns:w15="http://schemas.microsoft.com/office/word/2012/wordml" mc:Ignorable="w14 wp14 w15">
-  <w:p/>
+  <w:p>
+    <w:pPr>
+      <w:pStyle w:val="Header"/>
+      <w:jc w:val="center"/>
+      <w:rPr>
+        <w:rFonts w:ascii="Calibri" w:hAnsi="Calibri"/>
+        <w:sz w:val="16"/>
+        <w:szCs w:val="24"/>
+        <w:u w:val="single"/>
+      </w:rPr>
+    </w:pPr>
+    <w:r>
+      <w:rPr>
+        <w:rFonts w:ascii="Calibri" w:hAnsi="Calibri"/>
+        <w:sz w:val="16"/>
+        <w:szCs w:val="24"/>
+        <w:u w:val="single"/>
+      </w:rPr>
+      <w:t xml:space="preserve">Page # </w:t>
+    </w:r>
+    <w:r>
+      <w:rPr>
+        <w:rFonts w:ascii="Calibri" w:hAnsi="Calibri"/>
+        <w:sz w:val="16"/>
+        <w:szCs w:val="24"/>
+        <w:u w:val="single"/>
+      </w:rPr>
+      <w:fldChar w:fldCharType="begin"/>
+    </w:r>
+    <w:r>
+      <w:rPr>
+        <w:rFonts w:ascii="Calibri" w:hAnsi="Calibri"/>
+        <w:sz w:val="16"/>
+        <w:szCs w:val="24"/>
+        <w:u w:val="single"/>
+      </w:rPr>
+      <w:instrText xml:space="preserve"> PAGE </w:instrText>
+    </w:r>
+    <w:r>
+      <w:rPr>
+        <w:rFonts w:ascii="Calibri" w:hAnsi="Calibri"/>
+        <w:sz w:val="16"/>
+        <w:szCs w:val="24"/>
+        <w:u w:val="single"/>
+      </w:rPr>
+      <w:fldChar w:fldCharType="separate"/>
+    </w:r>
+    <w:r>
+      <w:rPr>
+        <w:rFonts w:ascii="Calibri" w:hAnsi="Calibri"/>
+        <w:sz w:val="16"/>
+        <w:szCs w:val="24"/>
+        <w:u w:val="single"/>
+      </w:rPr>
+      <w:t>2</w:t>
+    </w:r>
+    <w:r>
+      <w:rPr>
+        <w:rFonts w:ascii="Calibri" w:hAnsi="Calibri"/>
+        <w:sz w:val="16"/>
+        <w:szCs w:val="24"/>
+        <w:u w:val="single"/>
+      </w:rPr>
+      <w:fldChar w:fldCharType="end"/>
+    </w:r>
+  </w:p>
 </w:hdr>
 </file>
 
@@ -5995,37 +6179,37 @@
         <a:srgbClr val="000000"/>
       </a:dk1>
       <a:lt1>
-        <a:srgbClr val="ffffff"/>
+        <a:srgbClr val="FFFFFF"/>
       </a:lt1>
       <a:dk2>
         <a:srgbClr val="000000"/>
       </a:dk2>
       <a:lt2>
-        <a:srgbClr val="ffffff"/>
+        <a:srgbClr val="FFFFFF"/>
       </a:lt2>
       <a:accent1>
-        <a:srgbClr val="18a303"/>
+        <a:srgbClr val="18A303"/>
       </a:accent1>
       <a:accent2>
-        <a:srgbClr val="0369a3"/>
+        <a:srgbClr val="0369A3"/>
       </a:accent2>
       <a:accent3>
-        <a:srgbClr val="a33e03"/>
+        <a:srgbClr val="A33E03"/>
       </a:accent3>
       <a:accent4>
-        <a:srgbClr val="8e03a3"/>
+        <a:srgbClr val="8E03A3"/>
       </a:accent4>
       <a:accent5>
-        <a:srgbClr val="c99c00"/>
+        <a:srgbClr val="C99C00"/>
       </a:accent5>
       <a:accent6>
-        <a:srgbClr val="c9211e"/>
+        <a:srgbClr val="C9211E"/>
       </a:accent6>
       <a:hlink>
-        <a:srgbClr val="0000ee"/>
+        <a:srgbClr val="0000EE"/>
       </a:hlink>
       <a:folHlink>
-        <a:srgbClr val="551a8b"/>
+        <a:srgbClr val="551A8B"/>
       </a:folHlink>
     </a:clrScheme>
     <a:fontScheme name="Office">
